--- a/Web-Dev-Design-Lab/Assignment9/WDD_245109074_Ass_09.docx
+++ b/Web-Dev-Design-Lab/Assignment9/WDD_245109074_Ass_09.docx
@@ -67,7 +67,7 @@
                         <w:txbxContent>
                           <w:p>
                             <w:pPr>
-                              <w:pStyle w:val="FrameContents"/>
+                              <w:pStyle w:val="FrameContentsuser"/>
                               <w:spacing w:before="19" w:after="0"/>
                               <w:ind w:hanging="0" w:start="3" w:end="1"/>
                               <w:jc w:val="center"/>
@@ -79,6 +79,7 @@
                             <w:r>
                               <w:rPr>
                                 <w:b/>
+                                <w:color w:val="000000"/>
                                 <w:sz w:val="24"/>
                               </w:rPr>
                               <w:t>Practical</w:t>
@@ -86,6 +87,7 @@
                             <w:r>
                               <w:rPr>
                                 <w:b/>
+                                <w:color w:val="000000"/>
                                 <w:spacing w:val="-3"/>
                                 <w:sz w:val="24"/>
                               </w:rPr>
@@ -94,6 +96,7 @@
                             <w:r>
                               <w:rPr>
                                 <w:b/>
+                                <w:color w:val="000000"/>
                                 <w:sz w:val="24"/>
                               </w:rPr>
                               <w:t>No.</w:t>
@@ -101,6 +104,7 @@
                             <w:r>
                               <w:rPr>
                                 <w:b/>
+                                <w:color w:val="000000"/>
                                 <w:spacing w:val="-1"/>
                                 <w:sz w:val="24"/>
                               </w:rPr>
@@ -109,6 +113,7 @@
                             <w:r>
                               <w:rPr>
                                 <w:b/>
+                                <w:color w:val="000000"/>
                                 <w:spacing w:val="-10"/>
                                 <w:sz w:val="24"/>
                               </w:rPr>
@@ -117,7 +122,7 @@
                           </w:p>
                           <w:p>
                             <w:pPr>
-                              <w:pStyle w:val="FrameContents"/>
+                              <w:pStyle w:val="FrameContentsuser"/>
                               <w:spacing w:before="184" w:after="0"/>
                               <w:ind w:hanging="0" w:start="2" w:end="3"/>
                               <w:jc w:val="center"/>
@@ -129,6 +134,7 @@
                             <w:r>
                               <w:rPr>
                                 <w:b/>
+                                <w:color w:val="000000"/>
                                 <w:sz w:val="24"/>
                               </w:rPr>
                               <w:t>Projects</w:t>
@@ -136,6 +142,7 @@
                             <w:r>
                               <w:rPr>
                                 <w:b/>
+                                <w:color w:val="000000"/>
                                 <w:spacing w:val="-8"/>
                                 <w:sz w:val="24"/>
                               </w:rPr>
@@ -144,6 +151,7 @@
                             <w:r>
                               <w:rPr>
                                 <w:b/>
+                                <w:color w:val="000000"/>
                                 <w:sz w:val="24"/>
                               </w:rPr>
                               <w:t>using</w:t>
@@ -151,6 +159,7 @@
                             <w:r>
                               <w:rPr>
                                 <w:b/>
+                                <w:color w:val="000000"/>
                                 <w:spacing w:val="-3"/>
                                 <w:sz w:val="24"/>
                               </w:rPr>
@@ -159,6 +168,7 @@
                             <w:r>
                               <w:rPr>
                                 <w:b/>
+                                <w:color w:val="000000"/>
                                 <w:sz w:val="24"/>
                               </w:rPr>
                               <w:t>MySQL,</w:t>
@@ -166,6 +176,7 @@
                             <w:r>
                               <w:rPr>
                                 <w:b/>
+                                <w:color w:val="000000"/>
                                 <w:spacing w:val="-3"/>
                                 <w:sz w:val="24"/>
                               </w:rPr>
@@ -174,6 +185,7 @@
                             <w:r>
                               <w:rPr>
                                 <w:b/>
+                                <w:color w:val="000000"/>
                                 <w:sz w:val="24"/>
                               </w:rPr>
                               <w:t>Node.Js</w:t>
@@ -181,6 +193,7 @@
                             <w:r>
                               <w:rPr>
                                 <w:b/>
+                                <w:color w:val="000000"/>
                                 <w:spacing w:val="-3"/>
                                 <w:sz w:val="24"/>
                               </w:rPr>
@@ -189,6 +202,7 @@
                             <w:r>
                               <w:rPr>
                                 <w:b/>
+                                <w:color w:val="000000"/>
                                 <w:sz w:val="24"/>
                               </w:rPr>
                               <w:t>and</w:t>
@@ -196,6 +210,7 @@
                             <w:r>
                               <w:rPr>
                                 <w:b/>
+                                <w:color w:val="000000"/>
                                 <w:spacing w:val="-2"/>
                                 <w:sz w:val="24"/>
                               </w:rPr>
@@ -204,6 +219,7 @@
                             <w:r>
                               <w:rPr>
                                 <w:b/>
+                                <w:color w:val="000000"/>
                                 <w:sz w:val="24"/>
                               </w:rPr>
                               <w:t>Express.Js,</w:t>
@@ -211,6 +227,7 @@
                             <w:r>
                               <w:rPr>
                                 <w:b/>
+                                <w:color w:val="000000"/>
                                 <w:spacing w:val="-3"/>
                                 <w:sz w:val="24"/>
                               </w:rPr>
@@ -219,6 +236,7 @@
                             <w:r>
                               <w:rPr>
                                 <w:b/>
+                                <w:color w:val="000000"/>
                                 <w:spacing w:val="-2"/>
                                 <w:sz w:val="24"/>
                               </w:rPr>
@@ -245,7 +263,7 @@
                   <w:txbxContent>
                     <w:p>
                       <w:pPr>
-                        <w:pStyle w:val="FrameContents"/>
+                        <w:pStyle w:val="FrameContentsuser"/>
                         <w:spacing w:before="19" w:after="0"/>
                         <w:ind w:hanging="0" w:start="3" w:end="1"/>
                         <w:jc w:val="center"/>
@@ -257,6 +275,7 @@
                       <w:r>
                         <w:rPr>
                           <w:b/>
+                          <w:color w:val="000000"/>
                           <w:sz w:val="24"/>
                         </w:rPr>
                         <w:t>Practical</w:t>
@@ -264,6 +283,7 @@
                       <w:r>
                         <w:rPr>
                           <w:b/>
+                          <w:color w:val="000000"/>
                           <w:spacing w:val="-3"/>
                           <w:sz w:val="24"/>
                         </w:rPr>
@@ -272,6 +292,7 @@
                       <w:r>
                         <w:rPr>
                           <w:b/>
+                          <w:color w:val="000000"/>
                           <w:sz w:val="24"/>
                         </w:rPr>
                         <w:t>No.</w:t>
@@ -279,6 +300,7 @@
                       <w:r>
                         <w:rPr>
                           <w:b/>
+                          <w:color w:val="000000"/>
                           <w:spacing w:val="-1"/>
                           <w:sz w:val="24"/>
                         </w:rPr>
@@ -287,6 +309,7 @@
                       <w:r>
                         <w:rPr>
                           <w:b/>
+                          <w:color w:val="000000"/>
                           <w:spacing w:val="-10"/>
                           <w:sz w:val="24"/>
                         </w:rPr>
@@ -295,7 +318,7 @@
                     </w:p>
                     <w:p>
                       <w:pPr>
-                        <w:pStyle w:val="FrameContents"/>
+                        <w:pStyle w:val="FrameContentsuser"/>
                         <w:spacing w:before="184" w:after="0"/>
                         <w:ind w:hanging="0" w:start="2" w:end="3"/>
                         <w:jc w:val="center"/>
@@ -307,6 +330,7 @@
                       <w:r>
                         <w:rPr>
                           <w:b/>
+                          <w:color w:val="000000"/>
                           <w:sz w:val="24"/>
                         </w:rPr>
                         <w:t>Projects</w:t>
@@ -314,6 +338,7 @@
                       <w:r>
                         <w:rPr>
                           <w:b/>
+                          <w:color w:val="000000"/>
                           <w:spacing w:val="-8"/>
                           <w:sz w:val="24"/>
                         </w:rPr>
@@ -322,6 +347,7 @@
                       <w:r>
                         <w:rPr>
                           <w:b/>
+                          <w:color w:val="000000"/>
                           <w:sz w:val="24"/>
                         </w:rPr>
                         <w:t>using</w:t>
@@ -329,6 +355,7 @@
                       <w:r>
                         <w:rPr>
                           <w:b/>
+                          <w:color w:val="000000"/>
                           <w:spacing w:val="-3"/>
                           <w:sz w:val="24"/>
                         </w:rPr>
@@ -337,6 +364,7 @@
                       <w:r>
                         <w:rPr>
                           <w:b/>
+                          <w:color w:val="000000"/>
                           <w:sz w:val="24"/>
                         </w:rPr>
                         <w:t>MySQL,</w:t>
@@ -344,6 +372,7 @@
                       <w:r>
                         <w:rPr>
                           <w:b/>
+                          <w:color w:val="000000"/>
                           <w:spacing w:val="-3"/>
                           <w:sz w:val="24"/>
                         </w:rPr>
@@ -352,6 +381,7 @@
                       <w:r>
                         <w:rPr>
                           <w:b/>
+                          <w:color w:val="000000"/>
                           <w:sz w:val="24"/>
                         </w:rPr>
                         <w:t>Node.Js</w:t>
@@ -359,6 +389,7 @@
                       <w:r>
                         <w:rPr>
                           <w:b/>
+                          <w:color w:val="000000"/>
                           <w:spacing w:val="-3"/>
                           <w:sz w:val="24"/>
                         </w:rPr>
@@ -367,6 +398,7 @@
                       <w:r>
                         <w:rPr>
                           <w:b/>
+                          <w:color w:val="000000"/>
                           <w:sz w:val="24"/>
                         </w:rPr>
                         <w:t>and</w:t>
@@ -374,6 +406,7 @@
                       <w:r>
                         <w:rPr>
                           <w:b/>
+                          <w:color w:val="000000"/>
                           <w:spacing w:val="-2"/>
                           <w:sz w:val="24"/>
                         </w:rPr>
@@ -382,6 +415,7 @@
                       <w:r>
                         <w:rPr>
                           <w:b/>
+                          <w:color w:val="000000"/>
                           <w:sz w:val="24"/>
                         </w:rPr>
                         <w:t>Express.Js,</w:t>
@@ -389,6 +423,7 @@
                       <w:r>
                         <w:rPr>
                           <w:b/>
+                          <w:color w:val="000000"/>
                           <w:spacing w:val="-3"/>
                           <w:sz w:val="24"/>
                         </w:rPr>
@@ -397,6 +432,7 @@
                       <w:r>
                         <w:rPr>
                           <w:b/>
+                          <w:color w:val="000000"/>
                           <w:spacing w:val="-2"/>
                           <w:sz w:val="24"/>
                         </w:rPr>
@@ -1356,7 +1392,6 @@
       </w:pPr>
       <w:r>
         <w:rPr>
-          <w:spacing w:val="-2"/>
           <w:sz w:val="24"/>
         </w:rPr>
       </w:r>
@@ -1377,7 +1412,6 @@
       </w:pPr>
       <w:r>
         <w:rPr>
-          <w:spacing w:val="-2"/>
           <w:sz w:val="24"/>
         </w:rPr>
       </w:r>
@@ -1398,7 +1432,6 @@
       </w:pPr>
       <w:r>
         <w:rPr>
-          <w:spacing w:val="-2"/>
           <w:sz w:val="24"/>
         </w:rPr>
       </w:r>
@@ -1439,6 +1472,8 @@
         <w:r>
           <w:rPr>
             <w:rStyle w:val="Hyperlink"/>
+            <w:b/>
+            <w:bCs/>
             <w:spacing w:val="-2"/>
             <w:sz w:val="28"/>
             <w:szCs w:val="28"/>
@@ -1599,7 +1634,7 @@
           <w:sz w:val="24"/>
         </w:rPr>
         <w:drawing>
-          <wp:anchor distT="0" distB="0" distL="0" distR="0" simplePos="0" relativeHeight="85" behindDoc="0" locked="0" layoutInCell="0" allowOverlap="1">
+          <wp:anchor distT="0" distB="0" distL="0" distR="0" simplePos="0" relativeHeight="88" behindDoc="0" locked="0" layoutInCell="0" allowOverlap="1">
             <wp:simplePos x="0" y="0"/>
             <wp:positionH relativeFrom="column">
               <wp:posOffset>342900</wp:posOffset>
@@ -2145,7 +2180,7 @@
           <w:sz w:val="24"/>
         </w:rPr>
         <w:drawing>
-          <wp:anchor distT="0" distB="0" distL="0" distR="0" simplePos="0" relativeHeight="86" behindDoc="0" locked="0" layoutInCell="0" allowOverlap="1">
+          <wp:anchor distT="0" distB="0" distL="0" distR="0" simplePos="0" relativeHeight="89" behindDoc="0" locked="0" layoutInCell="0" allowOverlap="1">
             <wp:simplePos x="0" y="0"/>
             <wp:positionH relativeFrom="column">
               <wp:posOffset>139065</wp:posOffset>
@@ -2455,7 +2490,7 @@
           <w:u w:val="single"/>
         </w:rPr>
         <w:drawing>
-          <wp:anchor distT="0" distB="0" distL="0" distR="0" simplePos="0" relativeHeight="87" behindDoc="0" locked="0" layoutInCell="0" allowOverlap="1">
+          <wp:anchor distT="0" distB="0" distL="0" distR="0" simplePos="0" relativeHeight="90" behindDoc="0" locked="0" layoutInCell="0" allowOverlap="1">
             <wp:simplePos x="0" y="0"/>
             <wp:positionH relativeFrom="column">
               <wp:posOffset>53340</wp:posOffset>
@@ -2655,7 +2690,7 @@
           <w:u w:val="single"/>
         </w:rPr>
         <w:drawing>
-          <wp:anchor distT="0" distB="0" distL="0" distR="0" simplePos="0" relativeHeight="88" behindDoc="0" locked="0" layoutInCell="0" allowOverlap="1">
+          <wp:anchor distT="0" distB="0" distL="0" distR="0" simplePos="0" relativeHeight="91" behindDoc="0" locked="0" layoutInCell="0" allowOverlap="1">
             <wp:simplePos x="0" y="0"/>
             <wp:positionH relativeFrom="column">
               <wp:posOffset>114300</wp:posOffset>
@@ -3075,7 +3110,7 @@
           <w:u w:val="single"/>
         </w:rPr>
         <w:drawing>
-          <wp:anchor distT="0" distB="0" distL="0" distR="0" simplePos="0" relativeHeight="89" behindDoc="0" locked="0" layoutInCell="0" allowOverlap="1">
+          <wp:anchor distT="0" distB="0" distL="0" distR="0" simplePos="0" relativeHeight="92" behindDoc="0" locked="0" layoutInCell="0" allowOverlap="1">
             <wp:simplePos x="0" y="0"/>
             <wp:positionH relativeFrom="column">
               <wp:align>center</wp:align>
@@ -3192,7 +3227,7 @@
       <w:pPr>
         <w:pStyle w:val="Heading2"/>
         <w:spacing w:before="179" w:after="0"/>
-        <w:ind w:hanging="0" w:start="0"/>
+        <w:ind w:hanging="0" w:start="0" w:end="0"/>
         <w:rPr>
           <w:b/>
           <w:bCs/>
@@ -3336,6 +3371,7 @@
           <w:numId w:val="2"/>
         </w:numPr>
         <w:spacing w:before="179" w:after="0"/>
+        <w:ind w:hanging="360" w:start="1185" w:end="0"/>
         <w:rPr>
           <w:b w:val="false"/>
           <w:bCs w:val="false"/>
@@ -3549,6 +3585,7 @@
           <w:tab w:val="left" w:pos="1440" w:leader="none"/>
         </w:tabs>
         <w:spacing w:lineRule="exact" w:line="294" w:before="0" w:after="0"/>
+        <w:ind w:hanging="360" w:start="1185" w:end="0"/>
         <w:jc w:val="start"/>
         <w:rPr/>
       </w:pPr>
@@ -3676,6 +3713,7 @@
           <w:tab w:val="left" w:pos="1440" w:leader="none"/>
         </w:tabs>
         <w:spacing w:lineRule="auto" w:line="240" w:before="22" w:after="0"/>
+        <w:ind w:hanging="360" w:start="1185" w:end="0"/>
         <w:jc w:val="start"/>
         <w:rPr/>
       </w:pPr>
@@ -3842,6 +3880,7 @@
           <w:tab w:val="left" w:pos="1440" w:leader="none"/>
         </w:tabs>
         <w:spacing w:lineRule="auto" w:line="240" w:before="22" w:after="0"/>
+        <w:ind w:hanging="360" w:start="1185" w:end="0"/>
         <w:jc w:val="start"/>
         <w:rPr/>
       </w:pPr>
@@ -3930,6 +3969,7 @@
           <w:tab w:val="left" w:pos="1440" w:leader="none"/>
         </w:tabs>
         <w:spacing w:lineRule="auto" w:line="240" w:before="22" w:after="0"/>
+        <w:ind w:hanging="360" w:start="1185" w:end="0"/>
         <w:jc w:val="start"/>
         <w:rPr/>
       </w:pPr>
@@ -4070,6 +4110,7 @@
           <w:tab w:val="left" w:pos="1440" w:leader="none"/>
         </w:tabs>
         <w:spacing w:lineRule="auto" w:line="240" w:before="22" w:after="0"/>
+        <w:ind w:hanging="360" w:start="1185" w:end="0"/>
         <w:jc w:val="start"/>
         <w:rPr>
           <w:sz w:val="24"/>
@@ -4092,10 +4133,11 @@
         <w:rPr>
           <w:sz w:val="24"/>
         </w:rPr>
-        <w:t>email</w:t>
-      </w:r>
-      <w:r>
-        <w:rPr>
+        <w:t>email notifications</w:t>
+      </w:r>
+      <w:r>
+        <w:rPr>
+          <w:spacing w:val="-1"/>
           <w:sz w:val="24"/>
         </w:rPr>
         <w:t xml:space="preserve"> </w:t>
@@ -4104,7 +4146,7 @@
         <w:rPr>
           <w:sz w:val="24"/>
         </w:rPr>
-        <w:t>notifications</w:t>
+        <w:t>when users</w:t>
       </w:r>
       <w:r>
         <w:rPr>
@@ -4117,44 +4159,7 @@
         <w:rPr>
           <w:sz w:val="24"/>
         </w:rPr>
-        <w:t>when</w:t>
-      </w:r>
-      <w:r>
-        <w:rPr>
-          <w:sz w:val="24"/>
-        </w:rPr>
-        <w:t xml:space="preserve"> </w:t>
-      </w:r>
-      <w:r>
-        <w:rPr>
-          <w:sz w:val="24"/>
-        </w:rPr>
-        <w:t>users</w:t>
-      </w:r>
-      <w:r>
-        <w:rPr>
-          <w:spacing w:val="-1"/>
-          <w:sz w:val="24"/>
-        </w:rPr>
-        <w:t xml:space="preserve"> </w:t>
-      </w:r>
-      <w:r>
-        <w:rPr>
-          <w:sz w:val="24"/>
-        </w:rPr>
-        <w:t>register</w:t>
-      </w:r>
-      <w:r>
-        <w:rPr>
-          <w:sz w:val="24"/>
-        </w:rPr>
-        <w:t xml:space="preserve"> </w:t>
-      </w:r>
-      <w:r>
-        <w:rPr>
-          <w:sz w:val="24"/>
-        </w:rPr>
-        <w:t>for an</w:t>
+        <w:t>register for an</w:t>
       </w:r>
       <w:r>
         <w:rPr>
@@ -4182,7 +4187,7 @@
           <w:tab w:val="left" w:pos="1440" w:leader="none"/>
         </w:tabs>
         <w:spacing w:lineRule="auto" w:line="240" w:before="22" w:after="0"/>
-        <w:ind w:hanging="0" w:start="1185"/>
+        <w:ind w:hanging="0" w:start="1185" w:end="0"/>
         <w:jc w:val="start"/>
         <w:rPr>
           <w:sz w:val="24"/>
@@ -4198,7 +4203,7 @@
       <w:pPr>
         <w:pStyle w:val="Heading2"/>
         <w:spacing w:before="179" w:after="0"/>
-        <w:ind w:hanging="0" w:start="0"/>
+        <w:ind w:hanging="0" w:start="0" w:end="0"/>
         <w:rPr>
           <w:spacing w:val="-2"/>
         </w:rPr>
@@ -4323,7 +4328,7 @@
       <w:pPr>
         <w:pStyle w:val="Heading2"/>
         <w:spacing w:before="179" w:after="0"/>
-        <w:ind w:hanging="0" w:start="0"/>
+        <w:ind w:hanging="0" w:start="0" w:end="0"/>
         <w:rPr>
           <w:spacing w:val="-2"/>
           <w:sz w:val="24"/>
@@ -4340,7 +4345,7 @@
       <w:pPr>
         <w:pStyle w:val="Heading2"/>
         <w:spacing w:before="179" w:after="0"/>
-        <w:ind w:hanging="0" w:start="0"/>
+        <w:ind w:hanging="0" w:start="0" w:end="0"/>
         <w:rPr>
           <w:spacing w:val="-2"/>
           <w:sz w:val="24"/>
@@ -4361,24 +4366,14 @@
           <w:sz w:val="24"/>
           <w:shd w:fill="FFFF00" w:val="clear"/>
         </w:rPr>
-        <w:t>S</w:t>
-      </w:r>
-      <w:r>
-        <w:rPr>
-          <w:b/>
-          <w:bCs/>
-          <w:spacing w:val="-2"/>
-          <w:sz w:val="24"/>
-          <w:shd w:fill="FFFF00" w:val="clear"/>
-        </w:rPr>
-        <w:t xml:space="preserve">creenshots - </w:t>
+        <w:t xml:space="preserve">Screenshots - </w:t>
       </w:r>
     </w:p>
     <w:p>
       <w:pPr>
         <w:pStyle w:val="Heading2"/>
         <w:spacing w:before="179" w:after="0"/>
-        <w:ind w:hanging="0" w:start="0"/>
+        <w:ind w:hanging="0" w:start="0" w:end="0"/>
         <w:rPr>
           <w:spacing w:val="-2"/>
           <w:sz w:val="24"/>
@@ -4395,7 +4390,7 @@
       <w:pPr>
         <w:pStyle w:val="Heading2"/>
         <w:spacing w:before="179" w:after="0"/>
-        <w:ind w:hanging="0" w:start="0"/>
+        <w:ind w:hanging="0" w:start="0" w:end="0"/>
         <w:rPr>
           <w:spacing w:val="-2"/>
           <w:sz w:val="24"/>
@@ -4407,7 +4402,7 @@
           <w:sz w:val="24"/>
         </w:rPr>
         <w:drawing>
-          <wp:anchor distT="0" distB="0" distL="0" distR="0" simplePos="0" relativeHeight="78" behindDoc="0" locked="0" layoutInCell="0" allowOverlap="1">
+          <wp:anchor distT="0" distB="0" distL="0" distR="0" simplePos="0" relativeHeight="81" behindDoc="0" locked="0" layoutInCell="0" allowOverlap="1">
             <wp:simplePos x="0" y="0"/>
             <wp:positionH relativeFrom="column">
               <wp:posOffset>1329055</wp:posOffset>
@@ -4735,7 +4730,7 @@
           <w:sz w:val="20"/>
         </w:rPr>
         <w:drawing>
-          <wp:anchor distT="0" distB="0" distL="0" distR="0" simplePos="0" relativeHeight="79" behindDoc="0" locked="0" layoutInCell="0" allowOverlap="1">
+          <wp:anchor distT="0" distB="0" distL="0" distR="0" simplePos="0" relativeHeight="82" behindDoc="0" locked="0" layoutInCell="0" allowOverlap="1">
             <wp:simplePos x="0" y="0"/>
             <wp:positionH relativeFrom="column">
               <wp:posOffset>1134110</wp:posOffset>
@@ -4989,7 +4984,7 @@
           <w:sz w:val="20"/>
         </w:rPr>
         <w:drawing>
-          <wp:anchor distT="0" distB="0" distL="0" distR="0" simplePos="0" relativeHeight="80" behindDoc="0" locked="0" layoutInCell="0" allowOverlap="1">
+          <wp:anchor distT="0" distB="0" distL="0" distR="0" simplePos="0" relativeHeight="83" behindDoc="0" locked="0" layoutInCell="0" allowOverlap="1">
             <wp:simplePos x="0" y="0"/>
             <wp:positionH relativeFrom="column">
               <wp:posOffset>-15875</wp:posOffset>
@@ -5179,7 +5174,7 @@
           <w:sz w:val="20"/>
         </w:rPr>
         <w:drawing>
-          <wp:anchor distT="0" distB="0" distL="0" distR="0" simplePos="0" relativeHeight="81" behindDoc="0" locked="0" layoutInCell="0" allowOverlap="1">
+          <wp:anchor distT="0" distB="0" distL="0" distR="0" simplePos="0" relativeHeight="84" behindDoc="0" locked="0" layoutInCell="0" allowOverlap="1">
             <wp:simplePos x="0" y="0"/>
             <wp:positionH relativeFrom="column">
               <wp:posOffset>0</wp:posOffset>
@@ -5369,7 +5364,7 @@
           <w:sz w:val="20"/>
         </w:rPr>
         <w:drawing>
-          <wp:anchor distT="0" distB="0" distL="0" distR="0" simplePos="0" relativeHeight="82" behindDoc="0" locked="0" layoutInCell="0" allowOverlap="1">
+          <wp:anchor distT="0" distB="0" distL="0" distR="0" simplePos="0" relativeHeight="85" behindDoc="0" locked="0" layoutInCell="0" allowOverlap="1">
             <wp:simplePos x="0" y="0"/>
             <wp:positionH relativeFrom="column">
               <wp:posOffset>0</wp:posOffset>
@@ -5575,7 +5570,7 @@
           <w:sz w:val="20"/>
         </w:rPr>
         <w:drawing>
-          <wp:anchor distT="0" distB="0" distL="0" distR="0" simplePos="0" relativeHeight="83" behindDoc="0" locked="0" layoutInCell="0" allowOverlap="1">
+          <wp:anchor distT="0" distB="0" distL="0" distR="0" simplePos="0" relativeHeight="86" behindDoc="0" locked="0" layoutInCell="0" allowOverlap="1">
             <wp:simplePos x="0" y="0"/>
             <wp:positionH relativeFrom="column">
               <wp:posOffset>0</wp:posOffset>
@@ -5662,6 +5657,21 @@
           <w:b/>
           <w:sz w:val="20"/>
         </w:rPr>
+        <w:sectPr>
+          <w:headerReference w:type="even" r:id="rId17"/>
+          <w:headerReference w:type="default" r:id="rId18"/>
+          <w:headerReference w:type="first" r:id="rId19"/>
+          <w:footerReference w:type="even" r:id="rId20"/>
+          <w:footerReference w:type="default" r:id="rId21"/>
+          <w:footerReference w:type="first" r:id="rId22"/>
+          <w:type w:val="nextPage"/>
+          <w:pgSz w:w="12240" w:h="15840"/>
+          <w:pgMar w:left="1080" w:right="1080" w:gutter="0" w:header="708" w:top="1340" w:footer="967" w:bottom="1160"/>
+          <w:pgNumType w:fmt="decimal"/>
+          <w:formProt w:val="false"/>
+          <w:textDirection w:val="lrTb"/>
+          <w:docGrid w:type="default" w:linePitch="100" w:charSpace="0"/>
+        </w:sectPr>
       </w:pPr>
       <w:r>
         <w:rPr>
@@ -5671,7 +5681,7 @@
         <mc:AlternateContent>
           <mc:Choice Requires="wps">
             <w:drawing>
-              <wp:anchor distT="0" distB="635" distL="0" distR="0" simplePos="0" relativeHeight="68" behindDoc="1" locked="0" layoutInCell="0" allowOverlap="1">
+              <wp:anchor distT="0" distB="635" distL="0" distR="0" simplePos="0" relativeHeight="79" behindDoc="1" locked="0" layoutInCell="0" allowOverlap="1">
                 <wp:simplePos x="0" y="0"/>
                 <wp:positionH relativeFrom="page">
                   <wp:posOffset>896620</wp:posOffset>
@@ -5696,9 +5706,9 @@
                           <a:avLst/>
                           <a:gdLst>
                             <a:gd name="textAreaLeft" fmla="*/ 0 w 3390840"/>
-                            <a:gd name="textAreaRight" fmla="*/ 3391200 w 3390840"/>
+                            <a:gd name="textAreaRight" fmla="*/ 3391560 w 3390840"/>
                             <a:gd name="textAreaTop" fmla="*/ 0 h 3600"/>
-                            <a:gd name="textAreaBottom" fmla="*/ 3960 h 3600"/>
+                            <a:gd name="textAreaBottom" fmla="*/ 4320 h 3600"/>
                           </a:gdLst>
                           <a:ahLst/>
                           <a:cxnLst/>
@@ -5752,24 +5762,6 @@
     </w:p>
     <w:p>
       <w:pPr>
-        <w:sectPr>
-          <w:headerReference w:type="even" r:id="rId17"/>
-          <w:headerReference w:type="default" r:id="rId18"/>
-          <w:headerReference w:type="first" r:id="rId19"/>
-          <w:footerReference w:type="even" r:id="rId20"/>
-          <w:footerReference w:type="default" r:id="rId21"/>
-          <w:footerReference w:type="first" r:id="rId22"/>
-          <w:type w:val="nextPage"/>
-          <w:pgSz w:w="12240" w:h="15840"/>
-          <w:pgMar w:left="1080" w:right="1080" w:gutter="0" w:header="708" w:top="1340" w:footer="967" w:bottom="1160"/>
-          <w:pgNumType w:fmt="decimal"/>
-          <w:formProt w:val="false"/>
-          <w:textDirection w:val="lrTb"/>
-        </w:sectPr>
-      </w:pPr>
-    </w:p>
-    <w:p>
-      <w:pPr>
         <w:pStyle w:val="ListParagraph"/>
         <w:numPr>
           <w:ilvl w:val="0"/>
@@ -5787,9 +5779,11 @@
         </w:rPr>
       </w:pPr>
       <w:r>
-        <w:rPr/>
+        <w:rPr>
+          <w:sz w:val="24"/>
+        </w:rPr>
         <w:drawing>
-          <wp:anchor distT="0" distB="0" distL="0" distR="0" simplePos="0" relativeHeight="84" behindDoc="0" locked="0" layoutInCell="0" allowOverlap="1">
+          <wp:anchor distT="0" distB="0" distL="0" distR="0" simplePos="0" relativeHeight="87" behindDoc="0" locked="0" layoutInCell="0" allowOverlap="1">
             <wp:simplePos x="0" y="0"/>
             <wp:positionH relativeFrom="column">
               <wp:posOffset>401320</wp:posOffset>
@@ -5849,16 +5843,10 @@
     <w:p>
       <w:pPr>
         <w:pStyle w:val="Heading1"/>
-        <w:spacing w:lineRule="auto" w:line="259"/>
-        <w:rPr>
-          <w:color w:val="C45811"/>
-          <w:spacing w:val="-2"/>
-        </w:rPr>
-      </w:pPr>
-      <w:r>
-        <w:rPr>
-          <w:sz w:val="20"/>
-        </w:rPr>
+        <w:rPr/>
+      </w:pPr>
+      <w:r>
+        <w:rPr/>
       </w:r>
     </w:p>
     <w:p>
@@ -6266,7 +6254,7 @@
         <mc:AlternateContent>
           <mc:Choice Requires="wps">
             <w:drawing>
-              <wp:anchor distT="0" distB="635" distL="0" distR="0" simplePos="0" relativeHeight="69" behindDoc="1" locked="0" layoutInCell="0" allowOverlap="1">
+              <wp:anchor distT="0" distB="635" distL="0" distR="0" simplePos="0" relativeHeight="80" behindDoc="1" locked="0" layoutInCell="0" allowOverlap="1">
                 <wp:simplePos x="0" y="0"/>
                 <wp:positionH relativeFrom="page">
                   <wp:posOffset>896620</wp:posOffset>
@@ -6291,9 +6279,9 @@
                           <a:avLst/>
                           <a:gdLst>
                             <a:gd name="textAreaLeft" fmla="*/ 0 w 3390840"/>
-                            <a:gd name="textAreaRight" fmla="*/ 3391200 w 3390840"/>
+                            <a:gd name="textAreaRight" fmla="*/ 3391560 w 3390840"/>
                             <a:gd name="textAreaTop" fmla="*/ 0 h 3600"/>
-                            <a:gd name="textAreaBottom" fmla="*/ 3960 h 3600"/>
+                            <a:gd name="textAreaBottom" fmla="*/ 4320 h 3600"/>
                           </a:gdLst>
                           <a:ahLst/>
                           <a:cxnLst/>
@@ -6346,10 +6334,12 @@
       </w:r>
     </w:p>
     <w:sectPr>
-      <w:headerReference w:type="default" r:id="rId24"/>
-      <w:headerReference w:type="first" r:id="rId25"/>
-      <w:footerReference w:type="default" r:id="rId26"/>
-      <w:footerReference w:type="first" r:id="rId27"/>
+      <w:headerReference w:type="even" r:id="rId24"/>
+      <w:headerReference w:type="default" r:id="rId25"/>
+      <w:headerReference w:type="first" r:id="rId26"/>
+      <w:footerReference w:type="even" r:id="rId27"/>
+      <w:footerReference w:type="default" r:id="rId28"/>
+      <w:footerReference w:type="first" r:id="rId29"/>
       <w:type w:val="nextPage"/>
       <w:pgSz w:w="12240" w:h="15840"/>
       <w:pgMar w:left="1080" w:right="1080" w:gutter="0" w:header="708" w:top="1340" w:footer="967" w:bottom="1160"/>
@@ -6399,7 +6389,7 @@
       <mc:AlternateContent>
         <mc:Choice Requires="wps">
           <w:drawing>
-            <wp:anchor distT="0" distB="0" distL="0" distR="0" simplePos="0" relativeHeight="43" behindDoc="1" locked="0" layoutInCell="0" allowOverlap="1">
+            <wp:anchor distT="0" distB="0" distL="0" distR="0" simplePos="0" relativeHeight="47" behindDoc="1" locked="0" layoutInCell="0" allowOverlap="1">
               <wp:simplePos x="0" y="0"/>
               <wp:positionH relativeFrom="page">
                 <wp:posOffset>6196330</wp:posOffset>
@@ -6438,7 +6428,7 @@
                       <w:txbxContent>
                         <w:p>
                           <w:pPr>
-                            <w:pStyle w:val="FrameContents"/>
+                            <w:pStyle w:val="FrameContentsuser"/>
                             <w:spacing w:lineRule="exact" w:line="245" w:before="0" w:after="0"/>
                             <w:ind w:hanging="0" w:start="60" w:end="0"/>
                             <w:jc w:val="start"/>
@@ -6450,6 +6440,7 @@
                           <w:r>
                             <w:rPr>
                               <w:rFonts w:ascii="Calibri" w:hAnsi="Calibri"/>
+                              <w:color w:val="000000"/>
                               <w:sz w:val="22"/>
                             </w:rPr>
                             <w:fldChar w:fldCharType="begin"/>
@@ -6457,6 +6448,7 @@
                           <w:r>
                             <w:rPr>
                               <w:rFonts w:ascii="Calibri" w:hAnsi="Calibri"/>
+                              <w:color w:val="000000"/>
                               <w:sz w:val="22"/>
                             </w:rPr>
                             <w:instrText xml:space="preserve"> PAGE </w:instrText>
@@ -6464,6 +6456,7 @@
                           <w:r>
                             <w:rPr>
                               <w:rFonts w:ascii="Calibri" w:hAnsi="Calibri"/>
+                              <w:color w:val="000000"/>
                               <w:sz w:val="22"/>
                             </w:rPr>
                             <w:fldChar w:fldCharType="separate"/>
@@ -6471,6 +6464,7 @@
                           <w:r>
                             <w:rPr>
                               <w:rFonts w:ascii="Calibri" w:hAnsi="Calibri"/>
+                              <w:color w:val="000000"/>
                               <w:sz w:val="22"/>
                             </w:rPr>
                             <w:t>11</w:t>
@@ -6478,6 +6472,7 @@
                           <w:r>
                             <w:rPr>
                               <w:rFonts w:ascii="Calibri" w:hAnsi="Calibri"/>
+                              <w:color w:val="000000"/>
                               <w:sz w:val="22"/>
                             </w:rPr>
                             <w:fldChar w:fldCharType="end"/>
@@ -6485,6 +6480,7 @@
                           <w:r>
                             <w:rPr>
                               <w:rFonts w:ascii="Calibri" w:hAnsi="Calibri"/>
+                              <w:color w:val="000000"/>
                               <w:spacing w:val="1"/>
                               <w:sz w:val="22"/>
                             </w:rPr>
@@ -6493,6 +6489,7 @@
                           <w:r>
                             <w:rPr>
                               <w:rFonts w:ascii="Calibri" w:hAnsi="Calibri"/>
+                              <w:color w:val="000000"/>
                               <w:sz w:val="22"/>
                             </w:rPr>
                             <w:t>|</w:t>
@@ -6500,6 +6497,7 @@
                           <w:r>
                             <w:rPr>
                               <w:rFonts w:ascii="Calibri" w:hAnsi="Calibri"/>
+                              <w:color w:val="000000"/>
                               <w:spacing w:val="-3"/>
                               <w:sz w:val="22"/>
                             </w:rPr>
@@ -6586,7 +6584,7 @@
                 <w:txbxContent>
                   <w:p>
                     <w:pPr>
-                      <w:pStyle w:val="FrameContents"/>
+                      <w:pStyle w:val="FrameContentsuser"/>
                       <w:spacing w:lineRule="exact" w:line="245" w:before="0" w:after="0"/>
                       <w:ind w:hanging="0" w:start="60" w:end="0"/>
                       <w:jc w:val="start"/>
@@ -6598,6 +6596,7 @@
                     <w:r>
                       <w:rPr>
                         <w:rFonts w:ascii="Calibri" w:hAnsi="Calibri"/>
+                        <w:color w:val="000000"/>
                         <w:sz w:val="22"/>
                       </w:rPr>
                       <w:fldChar w:fldCharType="begin"/>
@@ -6605,6 +6604,7 @@
                     <w:r>
                       <w:rPr>
                         <w:rFonts w:ascii="Calibri" w:hAnsi="Calibri"/>
+                        <w:color w:val="000000"/>
                         <w:sz w:val="22"/>
                       </w:rPr>
                       <w:instrText xml:space="preserve"> PAGE </w:instrText>
@@ -6612,6 +6612,7 @@
                     <w:r>
                       <w:rPr>
                         <w:rFonts w:ascii="Calibri" w:hAnsi="Calibri"/>
+                        <w:color w:val="000000"/>
                         <w:sz w:val="22"/>
                       </w:rPr>
                       <w:fldChar w:fldCharType="separate"/>
@@ -6619,6 +6620,7 @@
                     <w:r>
                       <w:rPr>
                         <w:rFonts w:ascii="Calibri" w:hAnsi="Calibri"/>
+                        <w:color w:val="000000"/>
                         <w:sz w:val="22"/>
                       </w:rPr>
                       <w:t>11</w:t>
@@ -6626,6 +6628,7 @@
                     <w:r>
                       <w:rPr>
                         <w:rFonts w:ascii="Calibri" w:hAnsi="Calibri"/>
+                        <w:color w:val="000000"/>
                         <w:sz w:val="22"/>
                       </w:rPr>
                       <w:fldChar w:fldCharType="end"/>
@@ -6633,6 +6636,7 @@
                     <w:r>
                       <w:rPr>
                         <w:rFonts w:ascii="Calibri" w:hAnsi="Calibri"/>
+                        <w:color w:val="000000"/>
                         <w:spacing w:val="1"/>
                         <w:sz w:val="22"/>
                       </w:rPr>
@@ -6641,6 +6645,7 @@
                     <w:r>
                       <w:rPr>
                         <w:rFonts w:ascii="Calibri" w:hAnsi="Calibri"/>
+                        <w:color w:val="000000"/>
                         <w:sz w:val="22"/>
                       </w:rPr>
                       <w:t>|</w:t>
@@ -6648,6 +6653,7 @@
                     <w:r>
                       <w:rPr>
                         <w:rFonts w:ascii="Calibri" w:hAnsi="Calibri"/>
+                        <w:color w:val="000000"/>
                         <w:spacing w:val="-3"/>
                         <w:sz w:val="22"/>
                       </w:rPr>
@@ -6724,7 +6730,7 @@
       <mc:AlternateContent>
         <mc:Choice Requires="wps">
           <w:drawing>
-            <wp:anchor distT="0" distB="0" distL="0" distR="0" simplePos="0" relativeHeight="65" behindDoc="1" locked="0" layoutInCell="0" allowOverlap="1">
+            <wp:anchor distT="0" distB="0" distL="0" distR="0" simplePos="0" relativeHeight="70" behindDoc="1" locked="0" layoutInCell="0" allowOverlap="1">
               <wp:simplePos x="0" y="0"/>
               <wp:positionH relativeFrom="page">
                 <wp:posOffset>902335</wp:posOffset>
@@ -6763,7 +6769,7 @@
                       <w:txbxContent>
                         <w:p>
                           <w:pPr>
-                            <w:pStyle w:val="FrameContents"/>
+                            <w:pStyle w:val="FrameContentsuser"/>
                             <w:spacing w:before="19" w:after="0"/>
                             <w:ind w:hanging="0" w:start="20" w:end="0"/>
                             <w:jc w:val="start"/>
@@ -6775,6 +6781,7 @@
                           <w:r>
                             <w:rPr>
                               <w:b/>
+                              <w:color w:val="000000"/>
                               <w:sz w:val="20"/>
                             </w:rPr>
                             <w:t>Second</w:t>
@@ -6782,6 +6789,7 @@
                           <w:r>
                             <w:rPr>
                               <w:b/>
+                              <w:color w:val="000000"/>
                               <w:spacing w:val="-10"/>
                               <w:sz w:val="20"/>
                             </w:rPr>
@@ -6790,6 +6798,7 @@
                           <w:r>
                             <w:rPr>
                               <w:b/>
+                              <w:color w:val="000000"/>
                               <w:sz w:val="20"/>
                             </w:rPr>
                             <w:t>Year</w:t>
@@ -6797,6 +6806,7 @@
                           <w:r>
                             <w:rPr>
                               <w:b/>
+                              <w:color w:val="000000"/>
                               <w:spacing w:val="-9"/>
                               <w:sz w:val="20"/>
                             </w:rPr>
@@ -6805,6 +6815,7 @@
                           <w:r>
                             <w:rPr>
                               <w:b/>
+                              <w:color w:val="000000"/>
                               <w:sz w:val="20"/>
                             </w:rPr>
                             <w:t>–</w:t>
@@ -6812,6 +6823,7 @@
                           <w:r>
                             <w:rPr>
                               <w:b/>
+                              <w:color w:val="000000"/>
                               <w:spacing w:val="-8"/>
                               <w:sz w:val="20"/>
                             </w:rPr>
@@ -6820,6 +6832,7 @@
                           <w:r>
                             <w:rPr>
                               <w:b/>
+                              <w:color w:val="000000"/>
                               <w:sz w:val="20"/>
                             </w:rPr>
                             <w:t>Web</w:t>
@@ -6827,6 +6840,7 @@
                           <w:r>
                             <w:rPr>
                               <w:b/>
+                              <w:color w:val="000000"/>
                               <w:spacing w:val="-8"/>
                               <w:sz w:val="20"/>
                             </w:rPr>
@@ -6835,6 +6849,7 @@
                           <w:r>
                             <w:rPr>
                               <w:b/>
+                              <w:color w:val="000000"/>
                               <w:sz w:val="20"/>
                             </w:rPr>
                             <w:t>Design</w:t>
@@ -6842,6 +6857,7 @@
                           <w:r>
                             <w:rPr>
                               <w:b/>
+                              <w:color w:val="000000"/>
                               <w:spacing w:val="-8"/>
                               <w:sz w:val="20"/>
                             </w:rPr>
@@ -6850,6 +6866,7 @@
                           <w:r>
                             <w:rPr>
                               <w:b/>
+                              <w:color w:val="000000"/>
                               <w:sz w:val="20"/>
                             </w:rPr>
                             <w:t>and</w:t>
@@ -6857,6 +6874,7 @@
                           <w:r>
                             <w:rPr>
                               <w:b/>
+                              <w:color w:val="000000"/>
                               <w:spacing w:val="-6"/>
                               <w:sz w:val="20"/>
                             </w:rPr>
@@ -6865,6 +6883,7 @@
                           <w:r>
                             <w:rPr>
                               <w:b/>
+                              <w:color w:val="000000"/>
                               <w:sz w:val="20"/>
                             </w:rPr>
                             <w:t>Development</w:t>
@@ -6872,6 +6891,7 @@
                           <w:r>
                             <w:rPr>
                               <w:b/>
+                              <w:color w:val="000000"/>
                               <w:spacing w:val="-9"/>
                               <w:sz w:val="20"/>
                             </w:rPr>
@@ -6880,6 +6900,7 @@
                           <w:r>
                             <w:rPr>
                               <w:b/>
+                              <w:color w:val="000000"/>
                               <w:sz w:val="20"/>
                             </w:rPr>
                             <w:t>Laboratory</w:t>
@@ -6887,6 +6908,7 @@
                           <w:r>
                             <w:rPr>
                               <w:b/>
+                              <w:color w:val="000000"/>
                               <w:spacing w:val="-7"/>
                               <w:sz w:val="20"/>
                             </w:rPr>
@@ -6895,6 +6917,7 @@
                           <w:r>
                             <w:rPr>
                               <w:b/>
+                              <w:color w:val="000000"/>
                               <w:sz w:val="20"/>
                             </w:rPr>
                             <w:t>(2025-</w:t>
@@ -6902,6 +6925,7 @@
                           <w:r>
                             <w:rPr>
                               <w:b/>
+                              <w:color w:val="000000"/>
                               <w:spacing w:val="-5"/>
                               <w:sz w:val="20"/>
                             </w:rPr>
@@ -6928,7 +6952,7 @@
                 <w:txbxContent>
                   <w:p>
                     <w:pPr>
-                      <w:pStyle w:val="FrameContents"/>
+                      <w:pStyle w:val="FrameContentsuser"/>
                       <w:spacing w:before="19" w:after="0"/>
                       <w:ind w:hanging="0" w:start="20" w:end="0"/>
                       <w:jc w:val="start"/>
@@ -6940,6 +6964,7 @@
                     <w:r>
                       <w:rPr>
                         <w:b/>
+                        <w:color w:val="000000"/>
                         <w:sz w:val="20"/>
                       </w:rPr>
                       <w:t>Second</w:t>
@@ -6947,6 +6972,7 @@
                     <w:r>
                       <w:rPr>
                         <w:b/>
+                        <w:color w:val="000000"/>
                         <w:spacing w:val="-10"/>
                         <w:sz w:val="20"/>
                       </w:rPr>
@@ -6955,6 +6981,7 @@
                     <w:r>
                       <w:rPr>
                         <w:b/>
+                        <w:color w:val="000000"/>
                         <w:sz w:val="20"/>
                       </w:rPr>
                       <w:t>Year</w:t>
@@ -6962,6 +6989,7 @@
                     <w:r>
                       <w:rPr>
                         <w:b/>
+                        <w:color w:val="000000"/>
                         <w:spacing w:val="-9"/>
                         <w:sz w:val="20"/>
                       </w:rPr>
@@ -6970,6 +6998,7 @@
                     <w:r>
                       <w:rPr>
                         <w:b/>
+                        <w:color w:val="000000"/>
                         <w:sz w:val="20"/>
                       </w:rPr>
                       <w:t>–</w:t>
@@ -6977,6 +7006,7 @@
                     <w:r>
                       <w:rPr>
                         <w:b/>
+                        <w:color w:val="000000"/>
                         <w:spacing w:val="-8"/>
                         <w:sz w:val="20"/>
                       </w:rPr>
@@ -6985,6 +7015,7 @@
                     <w:r>
                       <w:rPr>
                         <w:b/>
+                        <w:color w:val="000000"/>
                         <w:sz w:val="20"/>
                       </w:rPr>
                       <w:t>Web</w:t>
@@ -6992,6 +7023,7 @@
                     <w:r>
                       <w:rPr>
                         <w:b/>
+                        <w:color w:val="000000"/>
                         <w:spacing w:val="-8"/>
                         <w:sz w:val="20"/>
                       </w:rPr>
@@ -7000,6 +7032,7 @@
                     <w:r>
                       <w:rPr>
                         <w:b/>
+                        <w:color w:val="000000"/>
                         <w:sz w:val="20"/>
                       </w:rPr>
                       <w:t>Design</w:t>
@@ -7007,6 +7040,7 @@
                     <w:r>
                       <w:rPr>
                         <w:b/>
+                        <w:color w:val="000000"/>
                         <w:spacing w:val="-8"/>
                         <w:sz w:val="20"/>
                       </w:rPr>
@@ -7015,6 +7049,7 @@
                     <w:r>
                       <w:rPr>
                         <w:b/>
+                        <w:color w:val="000000"/>
                         <w:sz w:val="20"/>
                       </w:rPr>
                       <w:t>and</w:t>
@@ -7022,6 +7057,7 @@
                     <w:r>
                       <w:rPr>
                         <w:b/>
+                        <w:color w:val="000000"/>
                         <w:spacing w:val="-6"/>
                         <w:sz w:val="20"/>
                       </w:rPr>
@@ -7030,6 +7066,7 @@
                     <w:r>
                       <w:rPr>
                         <w:b/>
+                        <w:color w:val="000000"/>
                         <w:sz w:val="20"/>
                       </w:rPr>
                       <w:t>Development</w:t>
@@ -7037,6 +7074,7 @@
                     <w:r>
                       <w:rPr>
                         <w:b/>
+                        <w:color w:val="000000"/>
                         <w:spacing w:val="-9"/>
                         <w:sz w:val="20"/>
                       </w:rPr>
@@ -7045,6 +7083,7 @@
                     <w:r>
                       <w:rPr>
                         <w:b/>
+                        <w:color w:val="000000"/>
                         <w:sz w:val="20"/>
                       </w:rPr>
                       <w:t>Laboratory</w:t>
@@ -7052,6 +7091,7 @@
                     <w:r>
                       <w:rPr>
                         <w:b/>
+                        <w:color w:val="000000"/>
                         <w:spacing w:val="-7"/>
                         <w:sz w:val="20"/>
                       </w:rPr>
@@ -7060,6 +7100,7 @@
                     <w:r>
                       <w:rPr>
                         <w:b/>
+                        <w:color w:val="000000"/>
                         <w:sz w:val="20"/>
                       </w:rPr>
                       <w:t>(2025-</w:t>
@@ -7067,6 +7108,7 @@
                     <w:r>
                       <w:rPr>
                         <w:b/>
+                        <w:color w:val="000000"/>
                         <w:spacing w:val="-5"/>
                         <w:sz w:val="20"/>
                       </w:rPr>
@@ -7102,7 +7144,7 @@
       <mc:AlternateContent>
         <mc:Choice Requires="wps">
           <w:drawing>
-            <wp:anchor distT="0" distB="0" distL="0" distR="0" simplePos="0" relativeHeight="43" behindDoc="1" locked="0" layoutInCell="0" allowOverlap="1">
+            <wp:anchor distT="0" distB="0" distL="0" distR="0" simplePos="0" relativeHeight="47" behindDoc="1" locked="0" layoutInCell="0" allowOverlap="1">
               <wp:simplePos x="0" y="0"/>
               <wp:positionH relativeFrom="page">
                 <wp:posOffset>6196330</wp:posOffset>
@@ -7141,7 +7183,7 @@
                       <w:txbxContent>
                         <w:p>
                           <w:pPr>
-                            <w:pStyle w:val="FrameContents"/>
+                            <w:pStyle w:val="FrameContentsuser"/>
                             <w:spacing w:lineRule="exact" w:line="245" w:before="0" w:after="0"/>
                             <w:ind w:hanging="0" w:start="60" w:end="0"/>
                             <w:jc w:val="start"/>
@@ -7153,6 +7195,7 @@
                           <w:r>
                             <w:rPr>
                               <w:rFonts w:ascii="Calibri" w:hAnsi="Calibri"/>
+                              <w:color w:val="000000"/>
                               <w:sz w:val="22"/>
                             </w:rPr>
                             <w:fldChar w:fldCharType="begin"/>
@@ -7160,6 +7203,7 @@
                           <w:r>
                             <w:rPr>
                               <w:rFonts w:ascii="Calibri" w:hAnsi="Calibri"/>
+                              <w:color w:val="000000"/>
                               <w:sz w:val="22"/>
                             </w:rPr>
                             <w:instrText xml:space="preserve"> PAGE </w:instrText>
@@ -7167,6 +7211,7 @@
                           <w:r>
                             <w:rPr>
                               <w:rFonts w:ascii="Calibri" w:hAnsi="Calibri"/>
+                              <w:color w:val="000000"/>
                               <w:sz w:val="22"/>
                             </w:rPr>
                             <w:fldChar w:fldCharType="separate"/>
@@ -7174,6 +7219,7 @@
                           <w:r>
                             <w:rPr>
                               <w:rFonts w:ascii="Calibri" w:hAnsi="Calibri"/>
+                              <w:color w:val="000000"/>
                               <w:sz w:val="22"/>
                             </w:rPr>
                             <w:t>11</w:t>
@@ -7181,6 +7227,7 @@
                           <w:r>
                             <w:rPr>
                               <w:rFonts w:ascii="Calibri" w:hAnsi="Calibri"/>
+                              <w:color w:val="000000"/>
                               <w:sz w:val="22"/>
                             </w:rPr>
                             <w:fldChar w:fldCharType="end"/>
@@ -7188,6 +7235,7 @@
                           <w:r>
                             <w:rPr>
                               <w:rFonts w:ascii="Calibri" w:hAnsi="Calibri"/>
+                              <w:color w:val="000000"/>
                               <w:spacing w:val="1"/>
                               <w:sz w:val="22"/>
                             </w:rPr>
@@ -7196,6 +7244,7 @@
                           <w:r>
                             <w:rPr>
                               <w:rFonts w:ascii="Calibri" w:hAnsi="Calibri"/>
+                              <w:color w:val="000000"/>
                               <w:sz w:val="22"/>
                             </w:rPr>
                             <w:t>|</w:t>
@@ -7203,6 +7252,7 @@
                           <w:r>
                             <w:rPr>
                               <w:rFonts w:ascii="Calibri" w:hAnsi="Calibri"/>
+                              <w:color w:val="000000"/>
                               <w:spacing w:val="-3"/>
                               <w:sz w:val="22"/>
                             </w:rPr>
@@ -7289,7 +7339,7 @@
                 <w:txbxContent>
                   <w:p>
                     <w:pPr>
-                      <w:pStyle w:val="FrameContents"/>
+                      <w:pStyle w:val="FrameContentsuser"/>
                       <w:spacing w:lineRule="exact" w:line="245" w:before="0" w:after="0"/>
                       <w:ind w:hanging="0" w:start="60" w:end="0"/>
                       <w:jc w:val="start"/>
@@ -7301,6 +7351,7 @@
                     <w:r>
                       <w:rPr>
                         <w:rFonts w:ascii="Calibri" w:hAnsi="Calibri"/>
+                        <w:color w:val="000000"/>
                         <w:sz w:val="22"/>
                       </w:rPr>
                       <w:fldChar w:fldCharType="begin"/>
@@ -7308,6 +7359,7 @@
                     <w:r>
                       <w:rPr>
                         <w:rFonts w:ascii="Calibri" w:hAnsi="Calibri"/>
+                        <w:color w:val="000000"/>
                         <w:sz w:val="22"/>
                       </w:rPr>
                       <w:instrText xml:space="preserve"> PAGE </w:instrText>
@@ -7315,6 +7367,7 @@
                     <w:r>
                       <w:rPr>
                         <w:rFonts w:ascii="Calibri" w:hAnsi="Calibri"/>
+                        <w:color w:val="000000"/>
                         <w:sz w:val="22"/>
                       </w:rPr>
                       <w:fldChar w:fldCharType="separate"/>
@@ -7322,6 +7375,7 @@
                     <w:r>
                       <w:rPr>
                         <w:rFonts w:ascii="Calibri" w:hAnsi="Calibri"/>
+                        <w:color w:val="000000"/>
                         <w:sz w:val="22"/>
                       </w:rPr>
                       <w:t>11</w:t>
@@ -7329,6 +7383,7 @@
                     <w:r>
                       <w:rPr>
                         <w:rFonts w:ascii="Calibri" w:hAnsi="Calibri"/>
+                        <w:color w:val="000000"/>
                         <w:sz w:val="22"/>
                       </w:rPr>
                       <w:fldChar w:fldCharType="end"/>
@@ -7336,6 +7391,7 @@
                     <w:r>
                       <w:rPr>
                         <w:rFonts w:ascii="Calibri" w:hAnsi="Calibri"/>
+                        <w:color w:val="000000"/>
                         <w:spacing w:val="1"/>
                         <w:sz w:val="22"/>
                       </w:rPr>
@@ -7344,6 +7400,7 @@
                     <w:r>
                       <w:rPr>
                         <w:rFonts w:ascii="Calibri" w:hAnsi="Calibri"/>
+                        <w:color w:val="000000"/>
                         <w:sz w:val="22"/>
                       </w:rPr>
                       <w:t>|</w:t>
@@ -7351,6 +7408,7 @@
                     <w:r>
                       <w:rPr>
                         <w:rFonts w:ascii="Calibri" w:hAnsi="Calibri"/>
+                        <w:color w:val="000000"/>
                         <w:spacing w:val="-3"/>
                         <w:sz w:val="22"/>
                       </w:rPr>
@@ -7427,7 +7485,7 @@
       <mc:AlternateContent>
         <mc:Choice Requires="wps">
           <w:drawing>
-            <wp:anchor distT="0" distB="0" distL="0" distR="0" simplePos="0" relativeHeight="65" behindDoc="1" locked="0" layoutInCell="0" allowOverlap="1">
+            <wp:anchor distT="0" distB="0" distL="0" distR="0" simplePos="0" relativeHeight="70" behindDoc="1" locked="0" layoutInCell="0" allowOverlap="1">
               <wp:simplePos x="0" y="0"/>
               <wp:positionH relativeFrom="page">
                 <wp:posOffset>902335</wp:posOffset>
@@ -7466,7 +7524,7 @@
                       <w:txbxContent>
                         <w:p>
                           <w:pPr>
-                            <w:pStyle w:val="FrameContents"/>
+                            <w:pStyle w:val="FrameContentsuser"/>
                             <w:spacing w:before="19" w:after="0"/>
                             <w:ind w:hanging="0" w:start="20" w:end="0"/>
                             <w:jc w:val="start"/>
@@ -7478,6 +7536,7 @@
                           <w:r>
                             <w:rPr>
                               <w:b/>
+                              <w:color w:val="000000"/>
                               <w:sz w:val="20"/>
                             </w:rPr>
                             <w:t>Second</w:t>
@@ -7485,6 +7544,7 @@
                           <w:r>
                             <w:rPr>
                               <w:b/>
+                              <w:color w:val="000000"/>
                               <w:spacing w:val="-10"/>
                               <w:sz w:val="20"/>
                             </w:rPr>
@@ -7493,6 +7553,7 @@
                           <w:r>
                             <w:rPr>
                               <w:b/>
+                              <w:color w:val="000000"/>
                               <w:sz w:val="20"/>
                             </w:rPr>
                             <w:t>Year</w:t>
@@ -7500,6 +7561,7 @@
                           <w:r>
                             <w:rPr>
                               <w:b/>
+                              <w:color w:val="000000"/>
                               <w:spacing w:val="-9"/>
                               <w:sz w:val="20"/>
                             </w:rPr>
@@ -7508,6 +7570,7 @@
                           <w:r>
                             <w:rPr>
                               <w:b/>
+                              <w:color w:val="000000"/>
                               <w:sz w:val="20"/>
                             </w:rPr>
                             <w:t>–</w:t>
@@ -7515,6 +7578,7 @@
                           <w:r>
                             <w:rPr>
                               <w:b/>
+                              <w:color w:val="000000"/>
                               <w:spacing w:val="-8"/>
                               <w:sz w:val="20"/>
                             </w:rPr>
@@ -7523,6 +7587,7 @@
                           <w:r>
                             <w:rPr>
                               <w:b/>
+                              <w:color w:val="000000"/>
                               <w:sz w:val="20"/>
                             </w:rPr>
                             <w:t>Web</w:t>
@@ -7530,6 +7595,7 @@
                           <w:r>
                             <w:rPr>
                               <w:b/>
+                              <w:color w:val="000000"/>
                               <w:spacing w:val="-8"/>
                               <w:sz w:val="20"/>
                             </w:rPr>
@@ -7538,6 +7604,7 @@
                           <w:r>
                             <w:rPr>
                               <w:b/>
+                              <w:color w:val="000000"/>
                               <w:sz w:val="20"/>
                             </w:rPr>
                             <w:t>Design</w:t>
@@ -7545,6 +7612,7 @@
                           <w:r>
                             <w:rPr>
                               <w:b/>
+                              <w:color w:val="000000"/>
                               <w:spacing w:val="-8"/>
                               <w:sz w:val="20"/>
                             </w:rPr>
@@ -7553,6 +7621,7 @@
                           <w:r>
                             <w:rPr>
                               <w:b/>
+                              <w:color w:val="000000"/>
                               <w:sz w:val="20"/>
                             </w:rPr>
                             <w:t>and</w:t>
@@ -7560,6 +7629,7 @@
                           <w:r>
                             <w:rPr>
                               <w:b/>
+                              <w:color w:val="000000"/>
                               <w:spacing w:val="-6"/>
                               <w:sz w:val="20"/>
                             </w:rPr>
@@ -7568,6 +7638,7 @@
                           <w:r>
                             <w:rPr>
                               <w:b/>
+                              <w:color w:val="000000"/>
                               <w:sz w:val="20"/>
                             </w:rPr>
                             <w:t>Development</w:t>
@@ -7575,6 +7646,7 @@
                           <w:r>
                             <w:rPr>
                               <w:b/>
+                              <w:color w:val="000000"/>
                               <w:spacing w:val="-9"/>
                               <w:sz w:val="20"/>
                             </w:rPr>
@@ -7583,6 +7655,7 @@
                           <w:r>
                             <w:rPr>
                               <w:b/>
+                              <w:color w:val="000000"/>
                               <w:sz w:val="20"/>
                             </w:rPr>
                             <w:t>Laboratory</w:t>
@@ -7590,6 +7663,7 @@
                           <w:r>
                             <w:rPr>
                               <w:b/>
+                              <w:color w:val="000000"/>
                               <w:spacing w:val="-7"/>
                               <w:sz w:val="20"/>
                             </w:rPr>
@@ -7598,6 +7672,7 @@
                           <w:r>
                             <w:rPr>
                               <w:b/>
+                              <w:color w:val="000000"/>
                               <w:sz w:val="20"/>
                             </w:rPr>
                             <w:t>(2025-</w:t>
@@ -7605,6 +7680,7 @@
                           <w:r>
                             <w:rPr>
                               <w:b/>
+                              <w:color w:val="000000"/>
                               <w:spacing w:val="-5"/>
                               <w:sz w:val="20"/>
                             </w:rPr>
@@ -7631,7 +7707,7 @@
                 <w:txbxContent>
                   <w:p>
                     <w:pPr>
-                      <w:pStyle w:val="FrameContents"/>
+                      <w:pStyle w:val="FrameContentsuser"/>
                       <w:spacing w:before="19" w:after="0"/>
                       <w:ind w:hanging="0" w:start="20" w:end="0"/>
                       <w:jc w:val="start"/>
@@ -7643,6 +7719,7 @@
                     <w:r>
                       <w:rPr>
                         <w:b/>
+                        <w:color w:val="000000"/>
                         <w:sz w:val="20"/>
                       </w:rPr>
                       <w:t>Second</w:t>
@@ -7650,6 +7727,7 @@
                     <w:r>
                       <w:rPr>
                         <w:b/>
+                        <w:color w:val="000000"/>
                         <w:spacing w:val="-10"/>
                         <w:sz w:val="20"/>
                       </w:rPr>
@@ -7658,6 +7736,7 @@
                     <w:r>
                       <w:rPr>
                         <w:b/>
+                        <w:color w:val="000000"/>
                         <w:sz w:val="20"/>
                       </w:rPr>
                       <w:t>Year</w:t>
@@ -7665,6 +7744,7 @@
                     <w:r>
                       <w:rPr>
                         <w:b/>
+                        <w:color w:val="000000"/>
                         <w:spacing w:val="-9"/>
                         <w:sz w:val="20"/>
                       </w:rPr>
@@ -7673,6 +7753,7 @@
                     <w:r>
                       <w:rPr>
                         <w:b/>
+                        <w:color w:val="000000"/>
                         <w:sz w:val="20"/>
                       </w:rPr>
                       <w:t>–</w:t>
@@ -7680,6 +7761,7 @@
                     <w:r>
                       <w:rPr>
                         <w:b/>
+                        <w:color w:val="000000"/>
                         <w:spacing w:val="-8"/>
                         <w:sz w:val="20"/>
                       </w:rPr>
@@ -7688,6 +7770,7 @@
                     <w:r>
                       <w:rPr>
                         <w:b/>
+                        <w:color w:val="000000"/>
                         <w:sz w:val="20"/>
                       </w:rPr>
                       <w:t>Web</w:t>
@@ -7695,6 +7778,7 @@
                     <w:r>
                       <w:rPr>
                         <w:b/>
+                        <w:color w:val="000000"/>
                         <w:spacing w:val="-8"/>
                         <w:sz w:val="20"/>
                       </w:rPr>
@@ -7703,6 +7787,7 @@
                     <w:r>
                       <w:rPr>
                         <w:b/>
+                        <w:color w:val="000000"/>
                         <w:sz w:val="20"/>
                       </w:rPr>
                       <w:t>Design</w:t>
@@ -7710,6 +7795,7 @@
                     <w:r>
                       <w:rPr>
                         <w:b/>
+                        <w:color w:val="000000"/>
                         <w:spacing w:val="-8"/>
                         <w:sz w:val="20"/>
                       </w:rPr>
@@ -7718,6 +7804,7 @@
                     <w:r>
                       <w:rPr>
                         <w:b/>
+                        <w:color w:val="000000"/>
                         <w:sz w:val="20"/>
                       </w:rPr>
                       <w:t>and</w:t>
@@ -7725,6 +7812,7 @@
                     <w:r>
                       <w:rPr>
                         <w:b/>
+                        <w:color w:val="000000"/>
                         <w:spacing w:val="-6"/>
                         <w:sz w:val="20"/>
                       </w:rPr>
@@ -7733,6 +7821,7 @@
                     <w:r>
                       <w:rPr>
                         <w:b/>
+                        <w:color w:val="000000"/>
                         <w:sz w:val="20"/>
                       </w:rPr>
                       <w:t>Development</w:t>
@@ -7740,6 +7829,7 @@
                     <w:r>
                       <w:rPr>
                         <w:b/>
+                        <w:color w:val="000000"/>
                         <w:spacing w:val="-9"/>
                         <w:sz w:val="20"/>
                       </w:rPr>
@@ -7748,6 +7838,7 @@
                     <w:r>
                       <w:rPr>
                         <w:b/>
+                        <w:color w:val="000000"/>
                         <w:sz w:val="20"/>
                       </w:rPr>
                       <w:t>Laboratory</w:t>
@@ -7755,6 +7846,7 @@
                     <w:r>
                       <w:rPr>
                         <w:b/>
+                        <w:color w:val="000000"/>
                         <w:spacing w:val="-7"/>
                         <w:sz w:val="20"/>
                       </w:rPr>
@@ -7763,6 +7855,7 @@
                     <w:r>
                       <w:rPr>
                         <w:b/>
+                        <w:color w:val="000000"/>
                         <w:sz w:val="20"/>
                       </w:rPr>
                       <w:t>(2025-</w:t>
@@ -7770,6 +7863,7 @@
                     <w:r>
                       <w:rPr>
                         <w:b/>
+                        <w:color w:val="000000"/>
                         <w:spacing w:val="-5"/>
                         <w:sz w:val="20"/>
                       </w:rPr>
@@ -7792,6 +7886,20 @@
 <w:ftr xmlns:o="urn:schemas-microsoft-com:office:office" xmlns:r="http://schemas.openxmlformats.org/officeDocument/2006/relationships" xmlns:v="urn:schemas-microsoft-com:vml" xmlns:w="http://schemas.openxmlformats.org/wordprocessingml/2006/main" xmlns:w10="urn:schemas-microsoft-com:office:word" xmlns:wp="http://schemas.openxmlformats.org/drawingml/2006/wordprocessingDrawing" xmlns:pic="http://schemas.openxmlformats.org/drawingml/2006/picture" xmlns:wps="http://schemas.microsoft.com/office/word/2010/wordprocessingShape" xmlns:wpg="http://schemas.microsoft.com/office/word/2010/wordprocessingGroup" xmlns:mc="http://schemas.openxmlformats.org/markup-compatibility/2006" xmlns:wp14="http://schemas.microsoft.com/office/word/2010/wordprocessingDrawing" xmlns:w14="http://schemas.microsoft.com/office/word/2010/wordml" xmlns:w15="http://schemas.microsoft.com/office/word/2012/wordml" mc:Ignorable="w14 wp14 w15">
   <w:p>
     <w:pPr>
+      <w:pStyle w:val="Footer"/>
+      <w:rPr/>
+    </w:pPr>
+    <w:r>
+      <w:rPr/>
+    </w:r>
+  </w:p>
+</w:ftr>
+</file>
+
+<file path=word/footer5.xml><?xml version="1.0" encoding="utf-8"?>
+<w:ftr xmlns:o="urn:schemas-microsoft-com:office:office" xmlns:r="http://schemas.openxmlformats.org/officeDocument/2006/relationships" xmlns:v="urn:schemas-microsoft-com:vml" xmlns:w="http://schemas.openxmlformats.org/wordprocessingml/2006/main" xmlns:w10="urn:schemas-microsoft-com:office:word" xmlns:wp="http://schemas.openxmlformats.org/drawingml/2006/wordprocessingDrawing" xmlns:pic="http://schemas.openxmlformats.org/drawingml/2006/picture" xmlns:wps="http://schemas.microsoft.com/office/word/2010/wordprocessingShape" xmlns:wpg="http://schemas.microsoft.com/office/word/2010/wordprocessingGroup" xmlns:mc="http://schemas.openxmlformats.org/markup-compatibility/2006" xmlns:wp14="http://schemas.microsoft.com/office/word/2010/wordprocessingDrawing" xmlns:w14="http://schemas.microsoft.com/office/word/2010/wordml" xmlns:w15="http://schemas.microsoft.com/office/word/2012/wordml" mc:Ignorable="w14 wp14 w15">
+  <w:p>
+    <w:pPr>
       <w:pStyle w:val="BodyText"/>
       <w:spacing w:lineRule="auto" w:line="14"/>
       <w:rPr>
@@ -7805,7 +7913,7 @@
       <mc:AlternateContent>
         <mc:Choice Requires="wps">
           <w:drawing>
-            <wp:anchor distT="0" distB="0" distL="0" distR="0" simplePos="0" relativeHeight="72" behindDoc="1" locked="0" layoutInCell="0" allowOverlap="1">
+            <wp:anchor distT="0" distB="0" distL="0" distR="0" simplePos="0" relativeHeight="75" behindDoc="1" locked="0" layoutInCell="0" allowOverlap="1">
               <wp:simplePos x="0" y="0"/>
               <wp:positionH relativeFrom="page">
                 <wp:posOffset>6196330</wp:posOffset>
@@ -7816,7 +7924,7 @@
               <wp:extent cx="638810" cy="165735"/>
               <wp:effectExtent l="0" t="0" r="0" b="0"/>
               <wp:wrapNone/>
-              <wp:docPr id="23" name="Textbox 6"/>
+              <wp:docPr id="24" name="Textbox 6"/>
               <a:graphic xmlns:a="http://schemas.openxmlformats.org/drawingml/2006/main">
                 <a:graphicData uri="http://schemas.microsoft.com/office/word/2010/wordprocessingShape">
                   <wps:wsp>
@@ -7844,7 +7952,7 @@
                       <w:txbxContent>
                         <w:p>
                           <w:pPr>
-                            <w:pStyle w:val="FrameContents"/>
+                            <w:pStyle w:val="FrameContentsuser"/>
                             <w:spacing w:lineRule="exact" w:line="245" w:before="0" w:after="0"/>
                             <w:ind w:hanging="0" w:start="60" w:end="0"/>
                             <w:jc w:val="start"/>
@@ -7856,6 +7964,7 @@
                           <w:r>
                             <w:rPr>
                               <w:rFonts w:ascii="Calibri" w:hAnsi="Calibri"/>
+                              <w:color w:val="000000"/>
                               <w:sz w:val="22"/>
                             </w:rPr>
                             <w:fldChar w:fldCharType="begin"/>
@@ -7863,6 +7972,7 @@
                           <w:r>
                             <w:rPr>
                               <w:rFonts w:ascii="Calibri" w:hAnsi="Calibri"/>
+                              <w:color w:val="000000"/>
                               <w:sz w:val="22"/>
                             </w:rPr>
                             <w:instrText xml:space="preserve"> PAGE </w:instrText>
@@ -7870,6 +7980,7 @@
                           <w:r>
                             <w:rPr>
                               <w:rFonts w:ascii="Calibri" w:hAnsi="Calibri"/>
+                              <w:color w:val="000000"/>
                               <w:sz w:val="22"/>
                             </w:rPr>
                             <w:fldChar w:fldCharType="separate"/>
@@ -7877,6 +7988,7 @@
                           <w:r>
                             <w:rPr>
                               <w:rFonts w:ascii="Calibri" w:hAnsi="Calibri"/>
+                              <w:color w:val="000000"/>
                               <w:sz w:val="22"/>
                             </w:rPr>
                             <w:t>12</w:t>
@@ -7884,6 +7996,7 @@
                           <w:r>
                             <w:rPr>
                               <w:rFonts w:ascii="Calibri" w:hAnsi="Calibri"/>
+                              <w:color w:val="000000"/>
                               <w:sz w:val="22"/>
                             </w:rPr>
                             <w:fldChar w:fldCharType="end"/>
@@ -7891,6 +8004,7 @@
                           <w:r>
                             <w:rPr>
                               <w:rFonts w:ascii="Calibri" w:hAnsi="Calibri"/>
+                              <w:color w:val="000000"/>
                               <w:spacing w:val="1"/>
                               <w:sz w:val="22"/>
                             </w:rPr>
@@ -7899,6 +8013,7 @@
                           <w:r>
                             <w:rPr>
                               <w:rFonts w:ascii="Calibri" w:hAnsi="Calibri"/>
+                              <w:color w:val="000000"/>
                               <w:sz w:val="22"/>
                             </w:rPr>
                             <w:t>|</w:t>
@@ -7906,6 +8021,7 @@
                           <w:r>
                             <w:rPr>
                               <w:rFonts w:ascii="Calibri" w:hAnsi="Calibri"/>
+                              <w:color w:val="000000"/>
                               <w:spacing w:val="-3"/>
                               <w:sz w:val="22"/>
                             </w:rPr>
@@ -7992,7 +8108,7 @@
                 <w:txbxContent>
                   <w:p>
                     <w:pPr>
-                      <w:pStyle w:val="FrameContents"/>
+                      <w:pStyle w:val="FrameContentsuser"/>
                       <w:spacing w:lineRule="exact" w:line="245" w:before="0" w:after="0"/>
                       <w:ind w:hanging="0" w:start="60" w:end="0"/>
                       <w:jc w:val="start"/>
@@ -8004,6 +8120,7 @@
                     <w:r>
                       <w:rPr>
                         <w:rFonts w:ascii="Calibri" w:hAnsi="Calibri"/>
+                        <w:color w:val="000000"/>
                         <w:sz w:val="22"/>
                       </w:rPr>
                       <w:fldChar w:fldCharType="begin"/>
@@ -8011,6 +8128,7 @@
                     <w:r>
                       <w:rPr>
                         <w:rFonts w:ascii="Calibri" w:hAnsi="Calibri"/>
+                        <w:color w:val="000000"/>
                         <w:sz w:val="22"/>
                       </w:rPr>
                       <w:instrText xml:space="preserve"> PAGE </w:instrText>
@@ -8018,6 +8136,7 @@
                     <w:r>
                       <w:rPr>
                         <w:rFonts w:ascii="Calibri" w:hAnsi="Calibri"/>
+                        <w:color w:val="000000"/>
                         <w:sz w:val="22"/>
                       </w:rPr>
                       <w:fldChar w:fldCharType="separate"/>
@@ -8025,6 +8144,7 @@
                     <w:r>
                       <w:rPr>
                         <w:rFonts w:ascii="Calibri" w:hAnsi="Calibri"/>
+                        <w:color w:val="000000"/>
                         <w:sz w:val="22"/>
                       </w:rPr>
                       <w:t>12</w:t>
@@ -8032,6 +8152,7 @@
                     <w:r>
                       <w:rPr>
                         <w:rFonts w:ascii="Calibri" w:hAnsi="Calibri"/>
+                        <w:color w:val="000000"/>
                         <w:sz w:val="22"/>
                       </w:rPr>
                       <w:fldChar w:fldCharType="end"/>
@@ -8039,6 +8160,7 @@
                     <w:r>
                       <w:rPr>
                         <w:rFonts w:ascii="Calibri" w:hAnsi="Calibri"/>
+                        <w:color w:val="000000"/>
                         <w:spacing w:val="1"/>
                         <w:sz w:val="22"/>
                       </w:rPr>
@@ -8047,6 +8169,7 @@
                     <w:r>
                       <w:rPr>
                         <w:rFonts w:ascii="Calibri" w:hAnsi="Calibri"/>
+                        <w:color w:val="000000"/>
                         <w:sz w:val="22"/>
                       </w:rPr>
                       <w:t>|</w:t>
@@ -8054,6 +8177,7 @@
                     <w:r>
                       <w:rPr>
                         <w:rFonts w:ascii="Calibri" w:hAnsi="Calibri"/>
+                        <w:color w:val="000000"/>
                         <w:spacing w:val="-3"/>
                         <w:sz w:val="22"/>
                       </w:rPr>
@@ -8130,7 +8254,7 @@
       <mc:AlternateContent>
         <mc:Choice Requires="wps">
           <w:drawing>
-            <wp:anchor distT="0" distB="0" distL="0" distR="0" simplePos="0" relativeHeight="74" behindDoc="1" locked="0" layoutInCell="0" allowOverlap="1">
+            <wp:anchor distT="0" distB="0" distL="0" distR="0" simplePos="0" relativeHeight="77" behindDoc="1" locked="0" layoutInCell="0" allowOverlap="1">
               <wp:simplePos x="0" y="0"/>
               <wp:positionH relativeFrom="page">
                 <wp:posOffset>902335</wp:posOffset>
@@ -8141,7 +8265,7 @@
               <wp:extent cx="3919855" cy="173990"/>
               <wp:effectExtent l="0" t="0" r="0" b="0"/>
               <wp:wrapNone/>
-              <wp:docPr id="24" name="Textbox 7"/>
+              <wp:docPr id="25" name="Textbox 7"/>
               <a:graphic xmlns:a="http://schemas.openxmlformats.org/drawingml/2006/main">
                 <a:graphicData uri="http://schemas.microsoft.com/office/word/2010/wordprocessingShape">
                   <wps:wsp>
@@ -8169,7 +8293,7 @@
                       <w:txbxContent>
                         <w:p>
                           <w:pPr>
-                            <w:pStyle w:val="FrameContents"/>
+                            <w:pStyle w:val="FrameContentsuser"/>
                             <w:spacing w:before="19" w:after="0"/>
                             <w:ind w:hanging="0" w:start="20" w:end="0"/>
                             <w:jc w:val="start"/>
@@ -8181,6 +8305,7 @@
                           <w:r>
                             <w:rPr>
                               <w:b/>
+                              <w:color w:val="000000"/>
                               <w:sz w:val="20"/>
                             </w:rPr>
                             <w:t>Second</w:t>
@@ -8188,6 +8313,7 @@
                           <w:r>
                             <w:rPr>
                               <w:b/>
+                              <w:color w:val="000000"/>
                               <w:spacing w:val="-10"/>
                               <w:sz w:val="20"/>
                             </w:rPr>
@@ -8196,6 +8322,7 @@
                           <w:r>
                             <w:rPr>
                               <w:b/>
+                              <w:color w:val="000000"/>
                               <w:sz w:val="20"/>
                             </w:rPr>
                             <w:t>Year</w:t>
@@ -8203,6 +8330,7 @@
                           <w:r>
                             <w:rPr>
                               <w:b/>
+                              <w:color w:val="000000"/>
                               <w:spacing w:val="-9"/>
                               <w:sz w:val="20"/>
                             </w:rPr>
@@ -8211,6 +8339,7 @@
                           <w:r>
                             <w:rPr>
                               <w:b/>
+                              <w:color w:val="000000"/>
                               <w:sz w:val="20"/>
                             </w:rPr>
                             <w:t>–</w:t>
@@ -8218,6 +8347,7 @@
                           <w:r>
                             <w:rPr>
                               <w:b/>
+                              <w:color w:val="000000"/>
                               <w:spacing w:val="-8"/>
                               <w:sz w:val="20"/>
                             </w:rPr>
@@ -8226,6 +8356,7 @@
                           <w:r>
                             <w:rPr>
                               <w:b/>
+                              <w:color w:val="000000"/>
                               <w:sz w:val="20"/>
                             </w:rPr>
                             <w:t>Web</w:t>
@@ -8233,6 +8364,7 @@
                           <w:r>
                             <w:rPr>
                               <w:b/>
+                              <w:color w:val="000000"/>
                               <w:spacing w:val="-8"/>
                               <w:sz w:val="20"/>
                             </w:rPr>
@@ -8241,6 +8373,7 @@
                           <w:r>
                             <w:rPr>
                               <w:b/>
+                              <w:color w:val="000000"/>
                               <w:sz w:val="20"/>
                             </w:rPr>
                             <w:t>Design</w:t>
@@ -8248,6 +8381,7 @@
                           <w:r>
                             <w:rPr>
                               <w:b/>
+                              <w:color w:val="000000"/>
                               <w:spacing w:val="-8"/>
                               <w:sz w:val="20"/>
                             </w:rPr>
@@ -8256,6 +8390,7 @@
                           <w:r>
                             <w:rPr>
                               <w:b/>
+                              <w:color w:val="000000"/>
                               <w:sz w:val="20"/>
                             </w:rPr>
                             <w:t>and</w:t>
@@ -8263,6 +8398,7 @@
                           <w:r>
                             <w:rPr>
                               <w:b/>
+                              <w:color w:val="000000"/>
                               <w:spacing w:val="-6"/>
                               <w:sz w:val="20"/>
                             </w:rPr>
@@ -8271,6 +8407,7 @@
                           <w:r>
                             <w:rPr>
                               <w:b/>
+                              <w:color w:val="000000"/>
                               <w:sz w:val="20"/>
                             </w:rPr>
                             <w:t>Development</w:t>
@@ -8278,6 +8415,7 @@
                           <w:r>
                             <w:rPr>
                               <w:b/>
+                              <w:color w:val="000000"/>
                               <w:spacing w:val="-9"/>
                               <w:sz w:val="20"/>
                             </w:rPr>
@@ -8286,6 +8424,7 @@
                           <w:r>
                             <w:rPr>
                               <w:b/>
+                              <w:color w:val="000000"/>
                               <w:sz w:val="20"/>
                             </w:rPr>
                             <w:t>Laboratory</w:t>
@@ -8293,6 +8432,7 @@
                           <w:r>
                             <w:rPr>
                               <w:b/>
+                              <w:color w:val="000000"/>
                               <w:spacing w:val="-7"/>
                               <w:sz w:val="20"/>
                             </w:rPr>
@@ -8301,6 +8441,7 @@
                           <w:r>
                             <w:rPr>
                               <w:b/>
+                              <w:color w:val="000000"/>
                               <w:sz w:val="20"/>
                             </w:rPr>
                             <w:t>(2025-</w:t>
@@ -8308,6 +8449,7 @@
                           <w:r>
                             <w:rPr>
                               <w:b/>
+                              <w:color w:val="000000"/>
                               <w:spacing w:val="-5"/>
                               <w:sz w:val="20"/>
                             </w:rPr>
@@ -8334,7 +8476,7 @@
                 <w:txbxContent>
                   <w:p>
                     <w:pPr>
-                      <w:pStyle w:val="FrameContents"/>
+                      <w:pStyle w:val="FrameContentsuser"/>
                       <w:spacing w:before="19" w:after="0"/>
                       <w:ind w:hanging="0" w:start="20" w:end="0"/>
                       <w:jc w:val="start"/>
@@ -8346,6 +8488,7 @@
                     <w:r>
                       <w:rPr>
                         <w:b/>
+                        <w:color w:val="000000"/>
                         <w:sz w:val="20"/>
                       </w:rPr>
                       <w:t>Second</w:t>
@@ -8353,6 +8496,7 @@
                     <w:r>
                       <w:rPr>
                         <w:b/>
+                        <w:color w:val="000000"/>
                         <w:spacing w:val="-10"/>
                         <w:sz w:val="20"/>
                       </w:rPr>
@@ -8361,6 +8505,7 @@
                     <w:r>
                       <w:rPr>
                         <w:b/>
+                        <w:color w:val="000000"/>
                         <w:sz w:val="20"/>
                       </w:rPr>
                       <w:t>Year</w:t>
@@ -8368,6 +8513,7 @@
                     <w:r>
                       <w:rPr>
                         <w:b/>
+                        <w:color w:val="000000"/>
                         <w:spacing w:val="-9"/>
                         <w:sz w:val="20"/>
                       </w:rPr>
@@ -8376,6 +8522,7 @@
                     <w:r>
                       <w:rPr>
                         <w:b/>
+                        <w:color w:val="000000"/>
                         <w:sz w:val="20"/>
                       </w:rPr>
                       <w:t>–</w:t>
@@ -8383,6 +8530,7 @@
                     <w:r>
                       <w:rPr>
                         <w:b/>
+                        <w:color w:val="000000"/>
                         <w:spacing w:val="-8"/>
                         <w:sz w:val="20"/>
                       </w:rPr>
@@ -8391,6 +8539,7 @@
                     <w:r>
                       <w:rPr>
                         <w:b/>
+                        <w:color w:val="000000"/>
                         <w:sz w:val="20"/>
                       </w:rPr>
                       <w:t>Web</w:t>
@@ -8398,6 +8547,7 @@
                     <w:r>
                       <w:rPr>
                         <w:b/>
+                        <w:color w:val="000000"/>
                         <w:spacing w:val="-8"/>
                         <w:sz w:val="20"/>
                       </w:rPr>
@@ -8406,6 +8556,7 @@
                     <w:r>
                       <w:rPr>
                         <w:b/>
+                        <w:color w:val="000000"/>
                         <w:sz w:val="20"/>
                       </w:rPr>
                       <w:t>Design</w:t>
@@ -8413,6 +8564,7 @@
                     <w:r>
                       <w:rPr>
                         <w:b/>
+                        <w:color w:val="000000"/>
                         <w:spacing w:val="-8"/>
                         <w:sz w:val="20"/>
                       </w:rPr>
@@ -8421,6 +8573,7 @@
                     <w:r>
                       <w:rPr>
                         <w:b/>
+                        <w:color w:val="000000"/>
                         <w:sz w:val="20"/>
                       </w:rPr>
                       <w:t>and</w:t>
@@ -8428,6 +8581,7 @@
                     <w:r>
                       <w:rPr>
                         <w:b/>
+                        <w:color w:val="000000"/>
                         <w:spacing w:val="-6"/>
                         <w:sz w:val="20"/>
                       </w:rPr>
@@ -8436,6 +8590,7 @@
                     <w:r>
                       <w:rPr>
                         <w:b/>
+                        <w:color w:val="000000"/>
                         <w:sz w:val="20"/>
                       </w:rPr>
                       <w:t>Development</w:t>
@@ -8443,6 +8598,7 @@
                     <w:r>
                       <w:rPr>
                         <w:b/>
+                        <w:color w:val="000000"/>
                         <w:spacing w:val="-9"/>
                         <w:sz w:val="20"/>
                       </w:rPr>
@@ -8451,6 +8607,7 @@
                     <w:r>
                       <w:rPr>
                         <w:b/>
+                        <w:color w:val="000000"/>
                         <w:sz w:val="20"/>
                       </w:rPr>
                       <w:t>Laboratory</w:t>
@@ -8458,6 +8615,7 @@
                     <w:r>
                       <w:rPr>
                         <w:b/>
+                        <w:color w:val="000000"/>
                         <w:spacing w:val="-7"/>
                         <w:sz w:val="20"/>
                       </w:rPr>
@@ -8466,6 +8624,7 @@
                     <w:r>
                       <w:rPr>
                         <w:b/>
+                        <w:color w:val="000000"/>
                         <w:sz w:val="20"/>
                       </w:rPr>
                       <w:t>(2025-</w:t>
@@ -8473,6 +8632,7 @@
                     <w:r>
                       <w:rPr>
                         <w:b/>
+                        <w:color w:val="000000"/>
                         <w:spacing w:val="-5"/>
                         <w:sz w:val="20"/>
                       </w:rPr>
@@ -8491,9 +8651,758 @@
 </w:ftr>
 </file>
 
-<file path=word/footer5.xml><?xml version="1.0" encoding="utf-8"?>
+<file path=word/footer6.xml><?xml version="1.0" encoding="utf-8"?>
 <w:ftr xmlns:o="urn:schemas-microsoft-com:office:office" xmlns:r="http://schemas.openxmlformats.org/officeDocument/2006/relationships" xmlns:v="urn:schemas-microsoft-com:vml" xmlns:w="http://schemas.openxmlformats.org/wordprocessingml/2006/main" xmlns:w10="urn:schemas-microsoft-com:office:word" xmlns:wp="http://schemas.openxmlformats.org/drawingml/2006/wordprocessingDrawing" xmlns:pic="http://schemas.openxmlformats.org/drawingml/2006/picture" xmlns:wps="http://schemas.microsoft.com/office/word/2010/wordprocessingShape" xmlns:wpg="http://schemas.microsoft.com/office/word/2010/wordprocessingGroup" xmlns:mc="http://schemas.openxmlformats.org/markup-compatibility/2006" xmlns:wp14="http://schemas.microsoft.com/office/word/2010/wordprocessingDrawing" xmlns:w14="http://schemas.microsoft.com/office/word/2010/wordml" xmlns:w15="http://schemas.microsoft.com/office/word/2012/wordml" mc:Ignorable="w14 wp14 w15">
-  <w:p/>
+  <w:p>
+    <w:pPr>
+      <w:pStyle w:val="BodyText"/>
+      <w:spacing w:lineRule="auto" w:line="14"/>
+      <w:rPr>
+        <w:sz w:val="20"/>
+      </w:rPr>
+    </w:pPr>
+    <w:r>
+      <w:rPr>
+        <w:sz w:val="20"/>
+      </w:rPr>
+      <mc:AlternateContent>
+        <mc:Choice Requires="wps">
+          <w:drawing>
+            <wp:anchor distT="0" distB="0" distL="0" distR="0" simplePos="0" relativeHeight="75" behindDoc="1" locked="0" layoutInCell="0" allowOverlap="1">
+              <wp:simplePos x="0" y="0"/>
+              <wp:positionH relativeFrom="page">
+                <wp:posOffset>6196330</wp:posOffset>
+              </wp:positionH>
+              <wp:positionV relativeFrom="page">
+                <wp:posOffset>9304655</wp:posOffset>
+              </wp:positionV>
+              <wp:extent cx="638810" cy="165735"/>
+              <wp:effectExtent l="0" t="0" r="0" b="0"/>
+              <wp:wrapNone/>
+              <wp:docPr id="26" name="Textbox 6"/>
+              <a:graphic xmlns:a="http://schemas.openxmlformats.org/drawingml/2006/main">
+                <a:graphicData uri="http://schemas.microsoft.com/office/word/2010/wordprocessingShape">
+                  <wps:wsp>
+                    <wps:cNvSpPr/>
+                    <wps:spPr>
+                      <a:xfrm>
+                        <a:off x="0" y="0"/>
+                        <a:ext cx="638640" cy="165600"/>
+                      </a:xfrm>
+                      <a:prstGeom prst="rect">
+                        <a:avLst/>
+                      </a:prstGeom>
+                      <a:noFill/>
+                      <a:ln w="0">
+                        <a:noFill/>
+                      </a:ln>
+                    </wps:spPr>
+                    <wps:style>
+                      <a:lnRef idx="0"/>
+                      <a:fillRef idx="0"/>
+                      <a:effectRef idx="0"/>
+                      <a:fontRef idx="minor"/>
+                    </wps:style>
+                    <wps:txbx>
+                      <w:txbxContent>
+                        <w:p>
+                          <w:pPr>
+                            <w:pStyle w:val="FrameContentsuser"/>
+                            <w:spacing w:lineRule="exact" w:line="245" w:before="0" w:after="0"/>
+                            <w:ind w:hanging="0" w:start="60" w:end="0"/>
+                            <w:jc w:val="start"/>
+                            <w:rPr>
+                              <w:rFonts w:ascii="Calibri" w:hAnsi="Calibri"/>
+                              <w:sz w:val="22"/>
+                            </w:rPr>
+                          </w:pPr>
+                          <w:r>
+                            <w:rPr>
+                              <w:rFonts w:ascii="Calibri" w:hAnsi="Calibri"/>
+                              <w:color w:val="000000"/>
+                              <w:sz w:val="22"/>
+                            </w:rPr>
+                            <w:fldChar w:fldCharType="begin"/>
+                          </w:r>
+                          <w:r>
+                            <w:rPr>
+                              <w:rFonts w:ascii="Calibri" w:hAnsi="Calibri"/>
+                              <w:color w:val="000000"/>
+                              <w:sz w:val="22"/>
+                            </w:rPr>
+                            <w:instrText xml:space="preserve"> PAGE </w:instrText>
+                          </w:r>
+                          <w:r>
+                            <w:rPr>
+                              <w:rFonts w:ascii="Calibri" w:hAnsi="Calibri"/>
+                              <w:color w:val="000000"/>
+                              <w:sz w:val="22"/>
+                            </w:rPr>
+                            <w:fldChar w:fldCharType="separate"/>
+                          </w:r>
+                          <w:r>
+                            <w:rPr>
+                              <w:rFonts w:ascii="Calibri" w:hAnsi="Calibri"/>
+                              <w:color w:val="000000"/>
+                              <w:sz w:val="22"/>
+                            </w:rPr>
+                            <w:t>12</w:t>
+                          </w:r>
+                          <w:r>
+                            <w:rPr>
+                              <w:rFonts w:ascii="Calibri" w:hAnsi="Calibri"/>
+                              <w:color w:val="000000"/>
+                              <w:sz w:val="22"/>
+                            </w:rPr>
+                            <w:fldChar w:fldCharType="end"/>
+                          </w:r>
+                          <w:r>
+                            <w:rPr>
+                              <w:rFonts w:ascii="Calibri" w:hAnsi="Calibri"/>
+                              <w:color w:val="000000"/>
+                              <w:spacing w:val="1"/>
+                              <w:sz w:val="22"/>
+                            </w:rPr>
+                            <w:t xml:space="preserve"> </w:t>
+                          </w:r>
+                          <w:r>
+                            <w:rPr>
+                              <w:rFonts w:ascii="Calibri" w:hAnsi="Calibri"/>
+                              <w:color w:val="000000"/>
+                              <w:sz w:val="22"/>
+                            </w:rPr>
+                            <w:t>|</w:t>
+                          </w:r>
+                          <w:r>
+                            <w:rPr>
+                              <w:rFonts w:ascii="Calibri" w:hAnsi="Calibri"/>
+                              <w:color w:val="000000"/>
+                              <w:spacing w:val="-3"/>
+                              <w:sz w:val="22"/>
+                            </w:rPr>
+                            <w:t xml:space="preserve"> </w:t>
+                          </w:r>
+                          <w:r>
+                            <w:rPr>
+                              <w:rFonts w:ascii="Calibri" w:hAnsi="Calibri"/>
+                              <w:color w:val="7E7E7E"/>
+                              <w:sz w:val="22"/>
+                            </w:rPr>
+                            <w:t>P</w:t>
+                          </w:r>
+                          <w:r>
+                            <w:rPr>
+                              <w:rFonts w:ascii="Calibri" w:hAnsi="Calibri"/>
+                              <w:color w:val="7E7E7E"/>
+                              <w:spacing w:val="11"/>
+                              <w:sz w:val="22"/>
+                            </w:rPr>
+                            <w:t xml:space="preserve"> </w:t>
+                          </w:r>
+                          <w:r>
+                            <w:rPr>
+                              <w:rFonts w:ascii="Calibri" w:hAnsi="Calibri"/>
+                              <w:color w:val="7E7E7E"/>
+                              <w:sz w:val="22"/>
+                            </w:rPr>
+                            <w:t>a</w:t>
+                          </w:r>
+                          <w:r>
+                            <w:rPr>
+                              <w:rFonts w:ascii="Calibri" w:hAnsi="Calibri"/>
+                              <w:color w:val="7E7E7E"/>
+                              <w:spacing w:val="9"/>
+                              <w:sz w:val="22"/>
+                            </w:rPr>
+                            <w:t xml:space="preserve"> </w:t>
+                          </w:r>
+                          <w:r>
+                            <w:rPr>
+                              <w:rFonts w:ascii="Calibri" w:hAnsi="Calibri"/>
+                              <w:color w:val="7E7E7E"/>
+                              <w:sz w:val="22"/>
+                            </w:rPr>
+                            <w:t>g</w:t>
+                          </w:r>
+                          <w:r>
+                            <w:rPr>
+                              <w:rFonts w:ascii="Calibri" w:hAnsi="Calibri"/>
+                              <w:color w:val="7E7E7E"/>
+                              <w:spacing w:val="9"/>
+                              <w:sz w:val="22"/>
+                            </w:rPr>
+                            <w:t xml:space="preserve"> </w:t>
+                          </w:r>
+                          <w:r>
+                            <w:rPr>
+                              <w:rFonts w:ascii="Calibri" w:hAnsi="Calibri"/>
+                              <w:color w:val="7E7E7E"/>
+                              <w:spacing w:val="-10"/>
+                              <w:sz w:val="22"/>
+                            </w:rPr>
+                            <w:t>e</w:t>
+                          </w:r>
+                        </w:p>
+                      </w:txbxContent>
+                    </wps:txbx>
+                    <wps:bodyPr lIns="0" rIns="0" tIns="0" bIns="0" anchor="t">
+                      <a:noAutofit/>
+                    </wps:bodyPr>
+                  </wps:wsp>
+                </a:graphicData>
+              </a:graphic>
+            </wp:anchor>
+          </w:drawing>
+        </mc:Choice>
+        <mc:Fallback>
+          <w:pict>
+            <v:rect id="shape_0" stroked="f" o:allowincell="f" style="position:absolute;margin-left:487.9pt;margin-top:732.65pt;width:50.25pt;height:13pt;mso-wrap-style:square;v-text-anchor:top;mso-position-horizontal-relative:page;mso-position-vertical-relative:page">
+              <v:fill o:detectmouseclick="t" on="false"/>
+              <v:stroke color="#3465a4" joinstyle="round" endcap="flat"/>
+              <v:textbox>
+                <w:txbxContent>
+                  <w:p>
+                    <w:pPr>
+                      <w:pStyle w:val="FrameContentsuser"/>
+                      <w:spacing w:lineRule="exact" w:line="245" w:before="0" w:after="0"/>
+                      <w:ind w:hanging="0" w:start="60" w:end="0"/>
+                      <w:jc w:val="start"/>
+                      <w:rPr>
+                        <w:rFonts w:ascii="Calibri" w:hAnsi="Calibri"/>
+                        <w:sz w:val="22"/>
+                      </w:rPr>
+                    </w:pPr>
+                    <w:r>
+                      <w:rPr>
+                        <w:rFonts w:ascii="Calibri" w:hAnsi="Calibri"/>
+                        <w:color w:val="000000"/>
+                        <w:sz w:val="22"/>
+                      </w:rPr>
+                      <w:fldChar w:fldCharType="begin"/>
+                    </w:r>
+                    <w:r>
+                      <w:rPr>
+                        <w:rFonts w:ascii="Calibri" w:hAnsi="Calibri"/>
+                        <w:color w:val="000000"/>
+                        <w:sz w:val="22"/>
+                      </w:rPr>
+                      <w:instrText xml:space="preserve"> PAGE </w:instrText>
+                    </w:r>
+                    <w:r>
+                      <w:rPr>
+                        <w:rFonts w:ascii="Calibri" w:hAnsi="Calibri"/>
+                        <w:color w:val="000000"/>
+                        <w:sz w:val="22"/>
+                      </w:rPr>
+                      <w:fldChar w:fldCharType="separate"/>
+                    </w:r>
+                    <w:r>
+                      <w:rPr>
+                        <w:rFonts w:ascii="Calibri" w:hAnsi="Calibri"/>
+                        <w:color w:val="000000"/>
+                        <w:sz w:val="22"/>
+                      </w:rPr>
+                      <w:t>12</w:t>
+                    </w:r>
+                    <w:r>
+                      <w:rPr>
+                        <w:rFonts w:ascii="Calibri" w:hAnsi="Calibri"/>
+                        <w:color w:val="000000"/>
+                        <w:sz w:val="22"/>
+                      </w:rPr>
+                      <w:fldChar w:fldCharType="end"/>
+                    </w:r>
+                    <w:r>
+                      <w:rPr>
+                        <w:rFonts w:ascii="Calibri" w:hAnsi="Calibri"/>
+                        <w:color w:val="000000"/>
+                        <w:spacing w:val="1"/>
+                        <w:sz w:val="22"/>
+                      </w:rPr>
+                      <w:t xml:space="preserve"> </w:t>
+                    </w:r>
+                    <w:r>
+                      <w:rPr>
+                        <w:rFonts w:ascii="Calibri" w:hAnsi="Calibri"/>
+                        <w:color w:val="000000"/>
+                        <w:sz w:val="22"/>
+                      </w:rPr>
+                      <w:t>|</w:t>
+                    </w:r>
+                    <w:r>
+                      <w:rPr>
+                        <w:rFonts w:ascii="Calibri" w:hAnsi="Calibri"/>
+                        <w:color w:val="000000"/>
+                        <w:spacing w:val="-3"/>
+                        <w:sz w:val="22"/>
+                      </w:rPr>
+                      <w:t xml:space="preserve"> </w:t>
+                    </w:r>
+                    <w:r>
+                      <w:rPr>
+                        <w:rFonts w:ascii="Calibri" w:hAnsi="Calibri"/>
+                        <w:color w:val="7E7E7E"/>
+                        <w:sz w:val="22"/>
+                      </w:rPr>
+                      <w:t>P</w:t>
+                    </w:r>
+                    <w:r>
+                      <w:rPr>
+                        <w:rFonts w:ascii="Calibri" w:hAnsi="Calibri"/>
+                        <w:color w:val="7E7E7E"/>
+                        <w:spacing w:val="11"/>
+                        <w:sz w:val="22"/>
+                      </w:rPr>
+                      <w:t xml:space="preserve"> </w:t>
+                    </w:r>
+                    <w:r>
+                      <w:rPr>
+                        <w:rFonts w:ascii="Calibri" w:hAnsi="Calibri"/>
+                        <w:color w:val="7E7E7E"/>
+                        <w:sz w:val="22"/>
+                      </w:rPr>
+                      <w:t>a</w:t>
+                    </w:r>
+                    <w:r>
+                      <w:rPr>
+                        <w:rFonts w:ascii="Calibri" w:hAnsi="Calibri"/>
+                        <w:color w:val="7E7E7E"/>
+                        <w:spacing w:val="9"/>
+                        <w:sz w:val="22"/>
+                      </w:rPr>
+                      <w:t xml:space="preserve"> </w:t>
+                    </w:r>
+                    <w:r>
+                      <w:rPr>
+                        <w:rFonts w:ascii="Calibri" w:hAnsi="Calibri"/>
+                        <w:color w:val="7E7E7E"/>
+                        <w:sz w:val="22"/>
+                      </w:rPr>
+                      <w:t>g</w:t>
+                    </w:r>
+                    <w:r>
+                      <w:rPr>
+                        <w:rFonts w:ascii="Calibri" w:hAnsi="Calibri"/>
+                        <w:color w:val="7E7E7E"/>
+                        <w:spacing w:val="9"/>
+                        <w:sz w:val="22"/>
+                      </w:rPr>
+                      <w:t xml:space="preserve"> </w:t>
+                    </w:r>
+                    <w:r>
+                      <w:rPr>
+                        <w:rFonts w:ascii="Calibri" w:hAnsi="Calibri"/>
+                        <w:color w:val="7E7E7E"/>
+                        <w:spacing w:val="-10"/>
+                        <w:sz w:val="22"/>
+                      </w:rPr>
+                      <w:t>e</w:t>
+                    </w:r>
+                  </w:p>
+                </w:txbxContent>
+              </v:textbox>
+              <w10:wrap type="none"/>
+            </v:rect>
+          </w:pict>
+        </mc:Fallback>
+      </mc:AlternateContent>
+      <mc:AlternateContent>
+        <mc:Choice Requires="wps">
+          <w:drawing>
+            <wp:anchor distT="0" distB="0" distL="0" distR="0" simplePos="0" relativeHeight="77" behindDoc="1" locked="0" layoutInCell="0" allowOverlap="1">
+              <wp:simplePos x="0" y="0"/>
+              <wp:positionH relativeFrom="page">
+                <wp:posOffset>902335</wp:posOffset>
+              </wp:positionH>
+              <wp:positionV relativeFrom="page">
+                <wp:posOffset>9448800</wp:posOffset>
+              </wp:positionV>
+              <wp:extent cx="3919855" cy="173990"/>
+              <wp:effectExtent l="0" t="0" r="0" b="0"/>
+              <wp:wrapNone/>
+              <wp:docPr id="27" name="Textbox 7"/>
+              <a:graphic xmlns:a="http://schemas.openxmlformats.org/drawingml/2006/main">
+                <a:graphicData uri="http://schemas.microsoft.com/office/word/2010/wordprocessingShape">
+                  <wps:wsp>
+                    <wps:cNvSpPr/>
+                    <wps:spPr>
+                      <a:xfrm>
+                        <a:off x="0" y="0"/>
+                        <a:ext cx="3919680" cy="173880"/>
+                      </a:xfrm>
+                      <a:prstGeom prst="rect">
+                        <a:avLst/>
+                      </a:prstGeom>
+                      <a:noFill/>
+                      <a:ln w="0">
+                        <a:noFill/>
+                      </a:ln>
+                    </wps:spPr>
+                    <wps:style>
+                      <a:lnRef idx="0"/>
+                      <a:fillRef idx="0"/>
+                      <a:effectRef idx="0"/>
+                      <a:fontRef idx="minor"/>
+                    </wps:style>
+                    <wps:txbx>
+                      <w:txbxContent>
+                        <w:p>
+                          <w:pPr>
+                            <w:pStyle w:val="FrameContentsuser"/>
+                            <w:spacing w:before="19" w:after="0"/>
+                            <w:ind w:hanging="0" w:start="20" w:end="0"/>
+                            <w:jc w:val="start"/>
+                            <w:rPr>
+                              <w:b/>
+                              <w:sz w:val="20"/>
+                            </w:rPr>
+                          </w:pPr>
+                          <w:r>
+                            <w:rPr>
+                              <w:b/>
+                              <w:color w:val="000000"/>
+                              <w:sz w:val="20"/>
+                            </w:rPr>
+                            <w:t>Second</w:t>
+                          </w:r>
+                          <w:r>
+                            <w:rPr>
+                              <w:b/>
+                              <w:color w:val="000000"/>
+                              <w:spacing w:val="-10"/>
+                              <w:sz w:val="20"/>
+                            </w:rPr>
+                            <w:t xml:space="preserve"> </w:t>
+                          </w:r>
+                          <w:r>
+                            <w:rPr>
+                              <w:b/>
+                              <w:color w:val="000000"/>
+                              <w:sz w:val="20"/>
+                            </w:rPr>
+                            <w:t>Year</w:t>
+                          </w:r>
+                          <w:r>
+                            <w:rPr>
+                              <w:b/>
+                              <w:color w:val="000000"/>
+                              <w:spacing w:val="-9"/>
+                              <w:sz w:val="20"/>
+                            </w:rPr>
+                            <w:t xml:space="preserve"> </w:t>
+                          </w:r>
+                          <w:r>
+                            <w:rPr>
+                              <w:b/>
+                              <w:color w:val="000000"/>
+                              <w:sz w:val="20"/>
+                            </w:rPr>
+                            <w:t>–</w:t>
+                          </w:r>
+                          <w:r>
+                            <w:rPr>
+                              <w:b/>
+                              <w:color w:val="000000"/>
+                              <w:spacing w:val="-8"/>
+                              <w:sz w:val="20"/>
+                            </w:rPr>
+                            <w:t xml:space="preserve"> </w:t>
+                          </w:r>
+                          <w:r>
+                            <w:rPr>
+                              <w:b/>
+                              <w:color w:val="000000"/>
+                              <w:sz w:val="20"/>
+                            </w:rPr>
+                            <w:t>Web</w:t>
+                          </w:r>
+                          <w:r>
+                            <w:rPr>
+                              <w:b/>
+                              <w:color w:val="000000"/>
+                              <w:spacing w:val="-8"/>
+                              <w:sz w:val="20"/>
+                            </w:rPr>
+                            <w:t xml:space="preserve"> </w:t>
+                          </w:r>
+                          <w:r>
+                            <w:rPr>
+                              <w:b/>
+                              <w:color w:val="000000"/>
+                              <w:sz w:val="20"/>
+                            </w:rPr>
+                            <w:t>Design</w:t>
+                          </w:r>
+                          <w:r>
+                            <w:rPr>
+                              <w:b/>
+                              <w:color w:val="000000"/>
+                              <w:spacing w:val="-8"/>
+                              <w:sz w:val="20"/>
+                            </w:rPr>
+                            <w:t xml:space="preserve"> </w:t>
+                          </w:r>
+                          <w:r>
+                            <w:rPr>
+                              <w:b/>
+                              <w:color w:val="000000"/>
+                              <w:sz w:val="20"/>
+                            </w:rPr>
+                            <w:t>and</w:t>
+                          </w:r>
+                          <w:r>
+                            <w:rPr>
+                              <w:b/>
+                              <w:color w:val="000000"/>
+                              <w:spacing w:val="-6"/>
+                              <w:sz w:val="20"/>
+                            </w:rPr>
+                            <w:t xml:space="preserve"> </w:t>
+                          </w:r>
+                          <w:r>
+                            <w:rPr>
+                              <w:b/>
+                              <w:color w:val="000000"/>
+                              <w:sz w:val="20"/>
+                            </w:rPr>
+                            <w:t>Development</w:t>
+                          </w:r>
+                          <w:r>
+                            <w:rPr>
+                              <w:b/>
+                              <w:color w:val="000000"/>
+                              <w:spacing w:val="-9"/>
+                              <w:sz w:val="20"/>
+                            </w:rPr>
+                            <w:t xml:space="preserve"> </w:t>
+                          </w:r>
+                          <w:r>
+                            <w:rPr>
+                              <w:b/>
+                              <w:color w:val="000000"/>
+                              <w:sz w:val="20"/>
+                            </w:rPr>
+                            <w:t>Laboratory</w:t>
+                          </w:r>
+                          <w:r>
+                            <w:rPr>
+                              <w:b/>
+                              <w:color w:val="000000"/>
+                              <w:spacing w:val="-7"/>
+                              <w:sz w:val="20"/>
+                            </w:rPr>
+                            <w:t xml:space="preserve"> </w:t>
+                          </w:r>
+                          <w:r>
+                            <w:rPr>
+                              <w:b/>
+                              <w:color w:val="000000"/>
+                              <w:sz w:val="20"/>
+                            </w:rPr>
+                            <w:t>(2025-</w:t>
+                          </w:r>
+                          <w:r>
+                            <w:rPr>
+                              <w:b/>
+                              <w:color w:val="000000"/>
+                              <w:spacing w:val="-5"/>
+                              <w:sz w:val="20"/>
+                            </w:rPr>
+                            <w:t>26)</w:t>
+                          </w:r>
+                        </w:p>
+                      </w:txbxContent>
+                    </wps:txbx>
+                    <wps:bodyPr lIns="0" rIns="0" tIns="0" bIns="0" anchor="t">
+                      <a:noAutofit/>
+                    </wps:bodyPr>
+                  </wps:wsp>
+                </a:graphicData>
+              </a:graphic>
+            </wp:anchor>
+          </w:drawing>
+        </mc:Choice>
+        <mc:Fallback>
+          <w:pict>
+            <v:rect id="shape_0" stroked="f" o:allowincell="f" style="position:absolute;margin-left:71.05pt;margin-top:744pt;width:308.6pt;height:13.65pt;mso-wrap-style:square;v-text-anchor:top;mso-position-horizontal-relative:page;mso-position-vertical-relative:page">
+              <v:fill o:detectmouseclick="t" on="false"/>
+              <v:stroke color="#3465a4" joinstyle="round" endcap="flat"/>
+              <v:textbox>
+                <w:txbxContent>
+                  <w:p>
+                    <w:pPr>
+                      <w:pStyle w:val="FrameContentsuser"/>
+                      <w:spacing w:before="19" w:after="0"/>
+                      <w:ind w:hanging="0" w:start="20" w:end="0"/>
+                      <w:jc w:val="start"/>
+                      <w:rPr>
+                        <w:b/>
+                        <w:sz w:val="20"/>
+                      </w:rPr>
+                    </w:pPr>
+                    <w:r>
+                      <w:rPr>
+                        <w:b/>
+                        <w:color w:val="000000"/>
+                        <w:sz w:val="20"/>
+                      </w:rPr>
+                      <w:t>Second</w:t>
+                    </w:r>
+                    <w:r>
+                      <w:rPr>
+                        <w:b/>
+                        <w:color w:val="000000"/>
+                        <w:spacing w:val="-10"/>
+                        <w:sz w:val="20"/>
+                      </w:rPr>
+                      <w:t xml:space="preserve"> </w:t>
+                    </w:r>
+                    <w:r>
+                      <w:rPr>
+                        <w:b/>
+                        <w:color w:val="000000"/>
+                        <w:sz w:val="20"/>
+                      </w:rPr>
+                      <w:t>Year</w:t>
+                    </w:r>
+                    <w:r>
+                      <w:rPr>
+                        <w:b/>
+                        <w:color w:val="000000"/>
+                        <w:spacing w:val="-9"/>
+                        <w:sz w:val="20"/>
+                      </w:rPr>
+                      <w:t xml:space="preserve"> </w:t>
+                    </w:r>
+                    <w:r>
+                      <w:rPr>
+                        <w:b/>
+                        <w:color w:val="000000"/>
+                        <w:sz w:val="20"/>
+                      </w:rPr>
+                      <w:t>–</w:t>
+                    </w:r>
+                    <w:r>
+                      <w:rPr>
+                        <w:b/>
+                        <w:color w:val="000000"/>
+                        <w:spacing w:val="-8"/>
+                        <w:sz w:val="20"/>
+                      </w:rPr>
+                      <w:t xml:space="preserve"> </w:t>
+                    </w:r>
+                    <w:r>
+                      <w:rPr>
+                        <w:b/>
+                        <w:color w:val="000000"/>
+                        <w:sz w:val="20"/>
+                      </w:rPr>
+                      <w:t>Web</w:t>
+                    </w:r>
+                    <w:r>
+                      <w:rPr>
+                        <w:b/>
+                        <w:color w:val="000000"/>
+                        <w:spacing w:val="-8"/>
+                        <w:sz w:val="20"/>
+                      </w:rPr>
+                      <w:t xml:space="preserve"> </w:t>
+                    </w:r>
+                    <w:r>
+                      <w:rPr>
+                        <w:b/>
+                        <w:color w:val="000000"/>
+                        <w:sz w:val="20"/>
+                      </w:rPr>
+                      <w:t>Design</w:t>
+                    </w:r>
+                    <w:r>
+                      <w:rPr>
+                        <w:b/>
+                        <w:color w:val="000000"/>
+                        <w:spacing w:val="-8"/>
+                        <w:sz w:val="20"/>
+                      </w:rPr>
+                      <w:t xml:space="preserve"> </w:t>
+                    </w:r>
+                    <w:r>
+                      <w:rPr>
+                        <w:b/>
+                        <w:color w:val="000000"/>
+                        <w:sz w:val="20"/>
+                      </w:rPr>
+                      <w:t>and</w:t>
+                    </w:r>
+                    <w:r>
+                      <w:rPr>
+                        <w:b/>
+                        <w:color w:val="000000"/>
+                        <w:spacing w:val="-6"/>
+                        <w:sz w:val="20"/>
+                      </w:rPr>
+                      <w:t xml:space="preserve"> </w:t>
+                    </w:r>
+                    <w:r>
+                      <w:rPr>
+                        <w:b/>
+                        <w:color w:val="000000"/>
+                        <w:sz w:val="20"/>
+                      </w:rPr>
+                      <w:t>Development</w:t>
+                    </w:r>
+                    <w:r>
+                      <w:rPr>
+                        <w:b/>
+                        <w:color w:val="000000"/>
+                        <w:spacing w:val="-9"/>
+                        <w:sz w:val="20"/>
+                      </w:rPr>
+                      <w:t xml:space="preserve"> </w:t>
+                    </w:r>
+                    <w:r>
+                      <w:rPr>
+                        <w:b/>
+                        <w:color w:val="000000"/>
+                        <w:sz w:val="20"/>
+                      </w:rPr>
+                      <w:t>Laboratory</w:t>
+                    </w:r>
+                    <w:r>
+                      <w:rPr>
+                        <w:b/>
+                        <w:color w:val="000000"/>
+                        <w:spacing w:val="-7"/>
+                        <w:sz w:val="20"/>
+                      </w:rPr>
+                      <w:t xml:space="preserve"> </w:t>
+                    </w:r>
+                    <w:r>
+                      <w:rPr>
+                        <w:b/>
+                        <w:color w:val="000000"/>
+                        <w:sz w:val="20"/>
+                      </w:rPr>
+                      <w:t>(2025-</w:t>
+                    </w:r>
+                    <w:r>
+                      <w:rPr>
+                        <w:b/>
+                        <w:color w:val="000000"/>
+                        <w:spacing w:val="-5"/>
+                        <w:sz w:val="20"/>
+                      </w:rPr>
+                      <w:t>26)</w:t>
+                    </w:r>
+                  </w:p>
+                </w:txbxContent>
+              </v:textbox>
+              <w10:wrap type="none"/>
+            </v:rect>
+          </w:pict>
+        </mc:Fallback>
+      </mc:AlternateContent>
+    </w:r>
+  </w:p>
 </w:ftr>
 </file>
 
@@ -8528,7 +9437,7 @@
       <mc:AlternateContent>
         <mc:Choice Requires="wps">
           <w:drawing>
-            <wp:anchor distT="0" distB="0" distL="0" distR="0" simplePos="0" relativeHeight="21" behindDoc="1" locked="0" layoutInCell="0" allowOverlap="1">
+            <wp:anchor distT="0" distB="0" distL="0" distR="0" simplePos="0" relativeHeight="24" behindDoc="1" locked="0" layoutInCell="0" allowOverlap="1">
               <wp:simplePos x="0" y="0"/>
               <wp:positionH relativeFrom="page">
                 <wp:posOffset>902335</wp:posOffset>
@@ -8567,7 +9476,7 @@
                       <w:txbxContent>
                         <w:p>
                           <w:pPr>
-                            <w:pStyle w:val="FrameContents"/>
+                            <w:pStyle w:val="FrameContentsuser"/>
                             <w:spacing w:before="19" w:after="0"/>
                             <w:ind w:hanging="0" w:start="20" w:end="18"/>
                             <w:jc w:val="start"/>
@@ -8579,6 +9488,7 @@
                           <w:r>
                             <w:rPr>
                               <w:b/>
+                              <w:color w:val="000000"/>
                               <w:sz w:val="20"/>
                             </w:rPr>
                             <w:t>Walchand College of Engineering, Sangli Department</w:t>
@@ -8586,6 +9496,7 @@
                           <w:r>
                             <w:rPr>
                               <w:b/>
+                              <w:color w:val="000000"/>
                               <w:spacing w:val="-9"/>
                               <w:sz w:val="20"/>
                             </w:rPr>
@@ -8594,6 +9505,7 @@
                           <w:r>
                             <w:rPr>
                               <w:b/>
+                              <w:color w:val="000000"/>
                               <w:sz w:val="20"/>
                             </w:rPr>
                             <w:t>of</w:t>
@@ -8601,6 +9513,7 @@
                           <w:r>
                             <w:rPr>
                               <w:b/>
+                              <w:color w:val="000000"/>
                               <w:spacing w:val="-9"/>
                               <w:sz w:val="20"/>
                             </w:rPr>
@@ -8609,6 +9522,7 @@
                           <w:r>
                             <w:rPr>
                               <w:b/>
+                              <w:color w:val="000000"/>
                               <w:sz w:val="20"/>
                             </w:rPr>
                             <w:t>Computer</w:t>
@@ -8616,6 +9530,7 @@
                           <w:r>
                             <w:rPr>
                               <w:b/>
+                              <w:color w:val="000000"/>
                               <w:spacing w:val="-10"/>
                               <w:sz w:val="20"/>
                             </w:rPr>
@@ -8624,6 +9539,7 @@
                           <w:r>
                             <w:rPr>
                               <w:b/>
+                              <w:color w:val="000000"/>
                               <w:sz w:val="20"/>
                             </w:rPr>
                             <w:t>Science</w:t>
@@ -8631,6 +9547,7 @@
                           <w:r>
                             <w:rPr>
                               <w:b/>
+                              <w:color w:val="000000"/>
                               <w:spacing w:val="-8"/>
                               <w:sz w:val="20"/>
                             </w:rPr>
@@ -8639,6 +9556,7 @@
                           <w:r>
                             <w:rPr>
                               <w:b/>
+                              <w:color w:val="000000"/>
                               <w:sz w:val="20"/>
                             </w:rPr>
                             <w:t>and</w:t>
@@ -8646,6 +9564,7 @@
                           <w:r>
                             <w:rPr>
                               <w:b/>
+                              <w:color w:val="000000"/>
                               <w:spacing w:val="-8"/>
                               <w:sz w:val="20"/>
                             </w:rPr>
@@ -8654,6 +9573,7 @@
                           <w:r>
                             <w:rPr>
                               <w:b/>
+                              <w:color w:val="000000"/>
                               <w:sz w:val="20"/>
                             </w:rPr>
                             <w:t>Engineering</w:t>
@@ -8679,7 +9599,7 @@
                 <w:txbxContent>
                   <w:p>
                     <w:pPr>
-                      <w:pStyle w:val="FrameContents"/>
+                      <w:pStyle w:val="FrameContentsuser"/>
                       <w:spacing w:before="19" w:after="0"/>
                       <w:ind w:hanging="0" w:start="20" w:end="18"/>
                       <w:jc w:val="start"/>
@@ -8691,6 +9611,7 @@
                     <w:r>
                       <w:rPr>
                         <w:b/>
+                        <w:color w:val="000000"/>
                         <w:sz w:val="20"/>
                       </w:rPr>
                       <w:t>Walchand College of Engineering, Sangli Department</w:t>
@@ -8698,6 +9619,7 @@
                     <w:r>
                       <w:rPr>
                         <w:b/>
+                        <w:color w:val="000000"/>
                         <w:spacing w:val="-9"/>
                         <w:sz w:val="20"/>
                       </w:rPr>
@@ -8706,6 +9628,7 @@
                     <w:r>
                       <w:rPr>
                         <w:b/>
+                        <w:color w:val="000000"/>
                         <w:sz w:val="20"/>
                       </w:rPr>
                       <w:t>of</w:t>
@@ -8713,6 +9636,7 @@
                     <w:r>
                       <w:rPr>
                         <w:b/>
+                        <w:color w:val="000000"/>
                         <w:spacing w:val="-9"/>
                         <w:sz w:val="20"/>
                       </w:rPr>
@@ -8721,6 +9645,7 @@
                     <w:r>
                       <w:rPr>
                         <w:b/>
+                        <w:color w:val="000000"/>
                         <w:sz w:val="20"/>
                       </w:rPr>
                       <w:t>Computer</w:t>
@@ -8728,6 +9653,7 @@
                     <w:r>
                       <w:rPr>
                         <w:b/>
+                        <w:color w:val="000000"/>
                         <w:spacing w:val="-10"/>
                         <w:sz w:val="20"/>
                       </w:rPr>
@@ -8736,6 +9662,7 @@
                     <w:r>
                       <w:rPr>
                         <w:b/>
+                        <w:color w:val="000000"/>
                         <w:sz w:val="20"/>
                       </w:rPr>
                       <w:t>Science</w:t>
@@ -8743,6 +9670,7 @@
                     <w:r>
                       <w:rPr>
                         <w:b/>
+                        <w:color w:val="000000"/>
                         <w:spacing w:val="-8"/>
                         <w:sz w:val="20"/>
                       </w:rPr>
@@ -8751,6 +9679,7 @@
                     <w:r>
                       <w:rPr>
                         <w:b/>
+                        <w:color w:val="000000"/>
                         <w:sz w:val="20"/>
                       </w:rPr>
                       <w:t>and</w:t>
@@ -8758,6 +9687,7 @@
                     <w:r>
                       <w:rPr>
                         <w:b/>
+                        <w:color w:val="000000"/>
                         <w:spacing w:val="-8"/>
                         <w:sz w:val="20"/>
                       </w:rPr>
@@ -8766,6 +9696,7 @@
                     <w:r>
                       <w:rPr>
                         <w:b/>
+                        <w:color w:val="000000"/>
                         <w:sz w:val="20"/>
                       </w:rPr>
                       <w:t>Engineering</w:t>
@@ -8800,7 +9731,7 @@
       <mc:AlternateContent>
         <mc:Choice Requires="wps">
           <w:drawing>
-            <wp:anchor distT="0" distB="0" distL="0" distR="0" simplePos="0" relativeHeight="21" behindDoc="1" locked="0" layoutInCell="0" allowOverlap="1">
+            <wp:anchor distT="0" distB="0" distL="0" distR="0" simplePos="0" relativeHeight="24" behindDoc="1" locked="0" layoutInCell="0" allowOverlap="1">
               <wp:simplePos x="0" y="0"/>
               <wp:positionH relativeFrom="page">
                 <wp:posOffset>902335</wp:posOffset>
@@ -8839,7 +9770,7 @@
                       <w:txbxContent>
                         <w:p>
                           <w:pPr>
-                            <w:pStyle w:val="FrameContents"/>
+                            <w:pStyle w:val="FrameContentsuser"/>
                             <w:spacing w:before="19" w:after="0"/>
                             <w:ind w:hanging="0" w:start="20" w:end="18"/>
                             <w:jc w:val="start"/>
@@ -8851,6 +9782,7 @@
                           <w:r>
                             <w:rPr>
                               <w:b/>
+                              <w:color w:val="000000"/>
                               <w:sz w:val="20"/>
                             </w:rPr>
                             <w:t>Walchand College of Engineering, Sangli Department</w:t>
@@ -8858,6 +9790,7 @@
                           <w:r>
                             <w:rPr>
                               <w:b/>
+                              <w:color w:val="000000"/>
                               <w:spacing w:val="-9"/>
                               <w:sz w:val="20"/>
                             </w:rPr>
@@ -8866,6 +9799,7 @@
                           <w:r>
                             <w:rPr>
                               <w:b/>
+                              <w:color w:val="000000"/>
                               <w:sz w:val="20"/>
                             </w:rPr>
                             <w:t>of</w:t>
@@ -8873,6 +9807,7 @@
                           <w:r>
                             <w:rPr>
                               <w:b/>
+                              <w:color w:val="000000"/>
                               <w:spacing w:val="-9"/>
                               <w:sz w:val="20"/>
                             </w:rPr>
@@ -8881,6 +9816,7 @@
                           <w:r>
                             <w:rPr>
                               <w:b/>
+                              <w:color w:val="000000"/>
                               <w:sz w:val="20"/>
                             </w:rPr>
                             <w:t>Computer</w:t>
@@ -8888,6 +9824,7 @@
                           <w:r>
                             <w:rPr>
                               <w:b/>
+                              <w:color w:val="000000"/>
                               <w:spacing w:val="-10"/>
                               <w:sz w:val="20"/>
                             </w:rPr>
@@ -8896,6 +9833,7 @@
                           <w:r>
                             <w:rPr>
                               <w:b/>
+                              <w:color w:val="000000"/>
                               <w:sz w:val="20"/>
                             </w:rPr>
                             <w:t>Science</w:t>
@@ -8903,6 +9841,7 @@
                           <w:r>
                             <w:rPr>
                               <w:b/>
+                              <w:color w:val="000000"/>
                               <w:spacing w:val="-8"/>
                               <w:sz w:val="20"/>
                             </w:rPr>
@@ -8911,6 +9850,7 @@
                           <w:r>
                             <w:rPr>
                               <w:b/>
+                              <w:color w:val="000000"/>
                               <w:sz w:val="20"/>
                             </w:rPr>
                             <w:t>and</w:t>
@@ -8918,6 +9858,7 @@
                           <w:r>
                             <w:rPr>
                               <w:b/>
+                              <w:color w:val="000000"/>
                               <w:spacing w:val="-8"/>
                               <w:sz w:val="20"/>
                             </w:rPr>
@@ -8926,6 +9867,7 @@
                           <w:r>
                             <w:rPr>
                               <w:b/>
+                              <w:color w:val="000000"/>
                               <w:sz w:val="20"/>
                             </w:rPr>
                             <w:t>Engineering</w:t>
@@ -8951,7 +9893,7 @@
                 <w:txbxContent>
                   <w:p>
                     <w:pPr>
-                      <w:pStyle w:val="FrameContents"/>
+                      <w:pStyle w:val="FrameContentsuser"/>
                       <w:spacing w:before="19" w:after="0"/>
                       <w:ind w:hanging="0" w:start="20" w:end="18"/>
                       <w:jc w:val="start"/>
@@ -8963,6 +9905,7 @@
                     <w:r>
                       <w:rPr>
                         <w:b/>
+                        <w:color w:val="000000"/>
                         <w:sz w:val="20"/>
                       </w:rPr>
                       <w:t>Walchand College of Engineering, Sangli Department</w:t>
@@ -8970,6 +9913,7 @@
                     <w:r>
                       <w:rPr>
                         <w:b/>
+                        <w:color w:val="000000"/>
                         <w:spacing w:val="-9"/>
                         <w:sz w:val="20"/>
                       </w:rPr>
@@ -8978,6 +9922,7 @@
                     <w:r>
                       <w:rPr>
                         <w:b/>
+                        <w:color w:val="000000"/>
                         <w:sz w:val="20"/>
                       </w:rPr>
                       <w:t>of</w:t>
@@ -8985,6 +9930,7 @@
                     <w:r>
                       <w:rPr>
                         <w:b/>
+                        <w:color w:val="000000"/>
                         <w:spacing w:val="-9"/>
                         <w:sz w:val="20"/>
                       </w:rPr>
@@ -8993,6 +9939,7 @@
                     <w:r>
                       <w:rPr>
                         <w:b/>
+                        <w:color w:val="000000"/>
                         <w:sz w:val="20"/>
                       </w:rPr>
                       <w:t>Computer</w:t>
@@ -9000,6 +9947,7 @@
                     <w:r>
                       <w:rPr>
                         <w:b/>
+                        <w:color w:val="000000"/>
                         <w:spacing w:val="-10"/>
                         <w:sz w:val="20"/>
                       </w:rPr>
@@ -9008,6 +9956,7 @@
                     <w:r>
                       <w:rPr>
                         <w:b/>
+                        <w:color w:val="000000"/>
                         <w:sz w:val="20"/>
                       </w:rPr>
                       <w:t>Science</w:t>
@@ -9015,6 +9964,7 @@
                     <w:r>
                       <w:rPr>
                         <w:b/>
+                        <w:color w:val="000000"/>
                         <w:spacing w:val="-8"/>
                         <w:sz w:val="20"/>
                       </w:rPr>
@@ -9023,6 +9973,7 @@
                     <w:r>
                       <w:rPr>
                         <w:b/>
+                        <w:color w:val="000000"/>
                         <w:sz w:val="20"/>
                       </w:rPr>
                       <w:t>and</w:t>
@@ -9030,6 +9981,7 @@
                     <w:r>
                       <w:rPr>
                         <w:b/>
+                        <w:color w:val="000000"/>
                         <w:spacing w:val="-8"/>
                         <w:sz w:val="20"/>
                       </w:rPr>
@@ -9038,6 +9990,7 @@
                     <w:r>
                       <w:rPr>
                         <w:b/>
+                        <w:color w:val="000000"/>
                         <w:sz w:val="20"/>
                       </w:rPr>
                       <w:t>Engineering</w:t>
@@ -9059,6 +10012,20 @@
 <w:hdr xmlns:o="urn:schemas-microsoft-com:office:office" xmlns:r="http://schemas.openxmlformats.org/officeDocument/2006/relationships" xmlns:v="urn:schemas-microsoft-com:vml" xmlns:w="http://schemas.openxmlformats.org/wordprocessingml/2006/main" xmlns:w10="urn:schemas-microsoft-com:office:word" xmlns:wp="http://schemas.openxmlformats.org/drawingml/2006/wordprocessingDrawing" xmlns:pic="http://schemas.openxmlformats.org/drawingml/2006/picture" xmlns:wps="http://schemas.microsoft.com/office/word/2010/wordprocessingShape" xmlns:wpg="http://schemas.microsoft.com/office/word/2010/wordprocessingGroup" xmlns:mc="http://schemas.openxmlformats.org/markup-compatibility/2006" xmlns:wp14="http://schemas.microsoft.com/office/word/2010/wordprocessingDrawing" xmlns:w14="http://schemas.microsoft.com/office/word/2010/wordml" xmlns:w15="http://schemas.microsoft.com/office/word/2012/wordml" mc:Ignorable="w14 wp14 w15">
   <w:p>
     <w:pPr>
+      <w:pStyle w:val="Header"/>
+      <w:rPr/>
+    </w:pPr>
+    <w:r>
+      <w:rPr/>
+    </w:r>
+  </w:p>
+</w:hdr>
+</file>
+
+<file path=word/header5.xml><?xml version="1.0" encoding="utf-8"?>
+<w:hdr xmlns:o="urn:schemas-microsoft-com:office:office" xmlns:r="http://schemas.openxmlformats.org/officeDocument/2006/relationships" xmlns:v="urn:schemas-microsoft-com:vml" xmlns:w="http://schemas.openxmlformats.org/wordprocessingml/2006/main" xmlns:w10="urn:schemas-microsoft-com:office:word" xmlns:wp="http://schemas.openxmlformats.org/drawingml/2006/wordprocessingDrawing" xmlns:pic="http://schemas.openxmlformats.org/drawingml/2006/picture" xmlns:wps="http://schemas.microsoft.com/office/word/2010/wordprocessingShape" xmlns:wpg="http://schemas.microsoft.com/office/word/2010/wordprocessingGroup" xmlns:mc="http://schemas.openxmlformats.org/markup-compatibility/2006" xmlns:wp14="http://schemas.microsoft.com/office/word/2010/wordprocessingDrawing" xmlns:w14="http://schemas.microsoft.com/office/word/2010/wordml" xmlns:w15="http://schemas.microsoft.com/office/word/2012/wordml" mc:Ignorable="w14 wp14 w15">
+  <w:p>
+    <w:pPr>
       <w:pStyle w:val="BodyText"/>
       <w:spacing w:lineRule="auto" w:line="14"/>
       <w:rPr>
@@ -9072,7 +10039,7 @@
       <mc:AlternateContent>
         <mc:Choice Requires="wps">
           <w:drawing>
-            <wp:anchor distT="0" distB="0" distL="0" distR="0" simplePos="0" relativeHeight="70" behindDoc="1" locked="0" layoutInCell="0" allowOverlap="1">
+            <wp:anchor distT="0" distB="0" distL="0" distR="0" simplePos="0" relativeHeight="73" behindDoc="1" locked="0" layoutInCell="0" allowOverlap="1">
               <wp:simplePos x="0" y="0"/>
               <wp:positionH relativeFrom="page">
                 <wp:posOffset>902335</wp:posOffset>
@@ -9111,7 +10078,7 @@
                       <w:txbxContent>
                         <w:p>
                           <w:pPr>
-                            <w:pStyle w:val="FrameContents"/>
+                            <w:pStyle w:val="FrameContentsuser"/>
                             <w:spacing w:before="19" w:after="0"/>
                             <w:ind w:hanging="0" w:start="20" w:end="18"/>
                             <w:jc w:val="start"/>
@@ -9123,6 +10090,7 @@
                           <w:r>
                             <w:rPr>
                               <w:b/>
+                              <w:color w:val="000000"/>
                               <w:sz w:val="20"/>
                             </w:rPr>
                             <w:t>Walchand College of Engineering, Sangli Department</w:t>
@@ -9130,6 +10098,7 @@
                           <w:r>
                             <w:rPr>
                               <w:b/>
+                              <w:color w:val="000000"/>
                               <w:spacing w:val="-9"/>
                               <w:sz w:val="20"/>
                             </w:rPr>
@@ -9138,6 +10107,7 @@
                           <w:r>
                             <w:rPr>
                               <w:b/>
+                              <w:color w:val="000000"/>
                               <w:sz w:val="20"/>
                             </w:rPr>
                             <w:t>of</w:t>
@@ -9145,6 +10115,7 @@
                           <w:r>
                             <w:rPr>
                               <w:b/>
+                              <w:color w:val="000000"/>
                               <w:spacing w:val="-9"/>
                               <w:sz w:val="20"/>
                             </w:rPr>
@@ -9153,6 +10124,7 @@
                           <w:r>
                             <w:rPr>
                               <w:b/>
+                              <w:color w:val="000000"/>
                               <w:sz w:val="20"/>
                             </w:rPr>
                             <w:t>Computer</w:t>
@@ -9160,6 +10132,7 @@
                           <w:r>
                             <w:rPr>
                               <w:b/>
+                              <w:color w:val="000000"/>
                               <w:spacing w:val="-10"/>
                               <w:sz w:val="20"/>
                             </w:rPr>
@@ -9168,6 +10141,7 @@
                           <w:r>
                             <w:rPr>
                               <w:b/>
+                              <w:color w:val="000000"/>
                               <w:sz w:val="20"/>
                             </w:rPr>
                             <w:t>Science</w:t>
@@ -9175,6 +10149,7 @@
                           <w:r>
                             <w:rPr>
                               <w:b/>
+                              <w:color w:val="000000"/>
                               <w:spacing w:val="-8"/>
                               <w:sz w:val="20"/>
                             </w:rPr>
@@ -9183,6 +10158,7 @@
                           <w:r>
                             <w:rPr>
                               <w:b/>
+                              <w:color w:val="000000"/>
                               <w:sz w:val="20"/>
                             </w:rPr>
                             <w:t>and</w:t>
@@ -9190,6 +10166,7 @@
                           <w:r>
                             <w:rPr>
                               <w:b/>
+                              <w:color w:val="000000"/>
                               <w:spacing w:val="-8"/>
                               <w:sz w:val="20"/>
                             </w:rPr>
@@ -9198,6 +10175,7 @@
                           <w:r>
                             <w:rPr>
                               <w:b/>
+                              <w:color w:val="000000"/>
                               <w:sz w:val="20"/>
                             </w:rPr>
                             <w:t>Engineering</w:t>
@@ -9223,7 +10201,7 @@
                 <w:txbxContent>
                   <w:p>
                     <w:pPr>
-                      <w:pStyle w:val="FrameContents"/>
+                      <w:pStyle w:val="FrameContentsuser"/>
                       <w:spacing w:before="19" w:after="0"/>
                       <w:ind w:hanging="0" w:start="20" w:end="18"/>
                       <w:jc w:val="start"/>
@@ -9235,6 +10213,7 @@
                     <w:r>
                       <w:rPr>
                         <w:b/>
+                        <w:color w:val="000000"/>
                         <w:sz w:val="20"/>
                       </w:rPr>
                       <w:t>Walchand College of Engineering, Sangli Department</w:t>
@@ -9242,6 +10221,7 @@
                     <w:r>
                       <w:rPr>
                         <w:b/>
+                        <w:color w:val="000000"/>
                         <w:spacing w:val="-9"/>
                         <w:sz w:val="20"/>
                       </w:rPr>
@@ -9250,6 +10230,7 @@
                     <w:r>
                       <w:rPr>
                         <w:b/>
+                        <w:color w:val="000000"/>
                         <w:sz w:val="20"/>
                       </w:rPr>
                       <w:t>of</w:t>
@@ -9257,6 +10238,7 @@
                     <w:r>
                       <w:rPr>
                         <w:b/>
+                        <w:color w:val="000000"/>
                         <w:spacing w:val="-9"/>
                         <w:sz w:val="20"/>
                       </w:rPr>
@@ -9265,6 +10247,7 @@
                     <w:r>
                       <w:rPr>
                         <w:b/>
+                        <w:color w:val="000000"/>
                         <w:sz w:val="20"/>
                       </w:rPr>
                       <w:t>Computer</w:t>
@@ -9272,6 +10255,7 @@
                     <w:r>
                       <w:rPr>
                         <w:b/>
+                        <w:color w:val="000000"/>
                         <w:spacing w:val="-10"/>
                         <w:sz w:val="20"/>
                       </w:rPr>
@@ -9280,6 +10264,7 @@
                     <w:r>
                       <w:rPr>
                         <w:b/>
+                        <w:color w:val="000000"/>
                         <w:sz w:val="20"/>
                       </w:rPr>
                       <w:t>Science</w:t>
@@ -9287,6 +10272,7 @@
                     <w:r>
                       <w:rPr>
                         <w:b/>
+                        <w:color w:val="000000"/>
                         <w:spacing w:val="-8"/>
                         <w:sz w:val="20"/>
                       </w:rPr>
@@ -9295,6 +10281,7 @@
                     <w:r>
                       <w:rPr>
                         <w:b/>
+                        <w:color w:val="000000"/>
                         <w:sz w:val="20"/>
                       </w:rPr>
                       <w:t>and</w:t>
@@ -9302,6 +10289,7 @@
                     <w:r>
                       <w:rPr>
                         <w:b/>
+                        <w:color w:val="000000"/>
                         <w:spacing w:val="-8"/>
                         <w:sz w:val="20"/>
                       </w:rPr>
@@ -9310,6 +10298,7 @@
                     <w:r>
                       <w:rPr>
                         <w:b/>
+                        <w:color w:val="000000"/>
                         <w:sz w:val="20"/>
                       </w:rPr>
                       <w:t>Engineering</w:t>
@@ -9327,9 +10316,297 @@
 </w:hdr>
 </file>
 
-<file path=word/header5.xml><?xml version="1.0" encoding="utf-8"?>
+<file path=word/header6.xml><?xml version="1.0" encoding="utf-8"?>
 <w:hdr xmlns:o="urn:schemas-microsoft-com:office:office" xmlns:r="http://schemas.openxmlformats.org/officeDocument/2006/relationships" xmlns:v="urn:schemas-microsoft-com:vml" xmlns:w="http://schemas.openxmlformats.org/wordprocessingml/2006/main" xmlns:w10="urn:schemas-microsoft-com:office:word" xmlns:wp="http://schemas.openxmlformats.org/drawingml/2006/wordprocessingDrawing" xmlns:pic="http://schemas.openxmlformats.org/drawingml/2006/picture" xmlns:wps="http://schemas.microsoft.com/office/word/2010/wordprocessingShape" xmlns:wpg="http://schemas.microsoft.com/office/word/2010/wordprocessingGroup" xmlns:mc="http://schemas.openxmlformats.org/markup-compatibility/2006" xmlns:wp14="http://schemas.microsoft.com/office/word/2010/wordprocessingDrawing" xmlns:w14="http://schemas.microsoft.com/office/word/2010/wordml" xmlns:w15="http://schemas.microsoft.com/office/word/2012/wordml" mc:Ignorable="w14 wp14 w15">
-  <w:p/>
+  <w:p>
+    <w:pPr>
+      <w:pStyle w:val="BodyText"/>
+      <w:spacing w:lineRule="auto" w:line="14"/>
+      <w:rPr>
+        <w:sz w:val="20"/>
+      </w:rPr>
+    </w:pPr>
+    <w:r>
+      <w:rPr>
+        <w:sz w:val="20"/>
+      </w:rPr>
+      <mc:AlternateContent>
+        <mc:Choice Requires="wps">
+          <w:drawing>
+            <wp:anchor distT="0" distB="0" distL="0" distR="0" simplePos="0" relativeHeight="73" behindDoc="1" locked="0" layoutInCell="0" allowOverlap="1">
+              <wp:simplePos x="0" y="0"/>
+              <wp:positionH relativeFrom="page">
+                <wp:posOffset>902335</wp:posOffset>
+              </wp:positionH>
+              <wp:positionV relativeFrom="page">
+                <wp:posOffset>436880</wp:posOffset>
+              </wp:positionV>
+              <wp:extent cx="2933065" cy="321945"/>
+              <wp:effectExtent l="0" t="0" r="0" b="0"/>
+              <wp:wrapNone/>
+              <wp:docPr id="23" name="Textbox 5"/>
+              <a:graphic xmlns:a="http://schemas.openxmlformats.org/drawingml/2006/main">
+                <a:graphicData uri="http://schemas.microsoft.com/office/word/2010/wordprocessingShape">
+                  <wps:wsp>
+                    <wps:cNvSpPr/>
+                    <wps:spPr>
+                      <a:xfrm>
+                        <a:off x="0" y="0"/>
+                        <a:ext cx="2932920" cy="321840"/>
+                      </a:xfrm>
+                      <a:prstGeom prst="rect">
+                        <a:avLst/>
+                      </a:prstGeom>
+                      <a:noFill/>
+                      <a:ln w="0">
+                        <a:noFill/>
+                      </a:ln>
+                    </wps:spPr>
+                    <wps:style>
+                      <a:lnRef idx="0"/>
+                      <a:fillRef idx="0"/>
+                      <a:effectRef idx="0"/>
+                      <a:fontRef idx="minor"/>
+                    </wps:style>
+                    <wps:txbx>
+                      <w:txbxContent>
+                        <w:p>
+                          <w:pPr>
+                            <w:pStyle w:val="FrameContentsuser"/>
+                            <w:spacing w:before="19" w:after="0"/>
+                            <w:ind w:hanging="0" w:start="20" w:end="18"/>
+                            <w:jc w:val="start"/>
+                            <w:rPr>
+                              <w:b/>
+                              <w:sz w:val="20"/>
+                            </w:rPr>
+                          </w:pPr>
+                          <w:r>
+                            <w:rPr>
+                              <w:b/>
+                              <w:color w:val="000000"/>
+                              <w:sz w:val="20"/>
+                            </w:rPr>
+                            <w:t>Walchand College of Engineering, Sangli Department</w:t>
+                          </w:r>
+                          <w:r>
+                            <w:rPr>
+                              <w:b/>
+                              <w:color w:val="000000"/>
+                              <w:spacing w:val="-9"/>
+                              <w:sz w:val="20"/>
+                            </w:rPr>
+                            <w:t xml:space="preserve"> </w:t>
+                          </w:r>
+                          <w:r>
+                            <w:rPr>
+                              <w:b/>
+                              <w:color w:val="000000"/>
+                              <w:sz w:val="20"/>
+                            </w:rPr>
+                            <w:t>of</w:t>
+                          </w:r>
+                          <w:r>
+                            <w:rPr>
+                              <w:b/>
+                              <w:color w:val="000000"/>
+                              <w:spacing w:val="-9"/>
+                              <w:sz w:val="20"/>
+                            </w:rPr>
+                            <w:t xml:space="preserve"> </w:t>
+                          </w:r>
+                          <w:r>
+                            <w:rPr>
+                              <w:b/>
+                              <w:color w:val="000000"/>
+                              <w:sz w:val="20"/>
+                            </w:rPr>
+                            <w:t>Computer</w:t>
+                          </w:r>
+                          <w:r>
+                            <w:rPr>
+                              <w:b/>
+                              <w:color w:val="000000"/>
+                              <w:spacing w:val="-10"/>
+                              <w:sz w:val="20"/>
+                            </w:rPr>
+                            <w:t xml:space="preserve"> </w:t>
+                          </w:r>
+                          <w:r>
+                            <w:rPr>
+                              <w:b/>
+                              <w:color w:val="000000"/>
+                              <w:sz w:val="20"/>
+                            </w:rPr>
+                            <w:t>Science</w:t>
+                          </w:r>
+                          <w:r>
+                            <w:rPr>
+                              <w:b/>
+                              <w:color w:val="000000"/>
+                              <w:spacing w:val="-8"/>
+                              <w:sz w:val="20"/>
+                            </w:rPr>
+                            <w:t xml:space="preserve"> </w:t>
+                          </w:r>
+                          <w:r>
+                            <w:rPr>
+                              <w:b/>
+                              <w:color w:val="000000"/>
+                              <w:sz w:val="20"/>
+                            </w:rPr>
+                            <w:t>and</w:t>
+                          </w:r>
+                          <w:r>
+                            <w:rPr>
+                              <w:b/>
+                              <w:color w:val="000000"/>
+                              <w:spacing w:val="-8"/>
+                              <w:sz w:val="20"/>
+                            </w:rPr>
+                            <w:t xml:space="preserve"> </w:t>
+                          </w:r>
+                          <w:r>
+                            <w:rPr>
+                              <w:b/>
+                              <w:color w:val="000000"/>
+                              <w:sz w:val="20"/>
+                            </w:rPr>
+                            <w:t>Engineering</w:t>
+                          </w:r>
+                        </w:p>
+                      </w:txbxContent>
+                    </wps:txbx>
+                    <wps:bodyPr lIns="0" rIns="0" tIns="0" bIns="0" anchor="t">
+                      <a:noAutofit/>
+                    </wps:bodyPr>
+                  </wps:wsp>
+                </a:graphicData>
+              </a:graphic>
+            </wp:anchor>
+          </w:drawing>
+        </mc:Choice>
+        <mc:Fallback>
+          <w:pict>
+            <v:rect id="shape_0" stroked="f" o:allowincell="f" style="position:absolute;margin-left:71.05pt;margin-top:34.4pt;width:230.9pt;height:25.3pt;mso-wrap-style:square;v-text-anchor:top;mso-position-horizontal-relative:page;mso-position-vertical-relative:page">
+              <v:fill o:detectmouseclick="t" on="false"/>
+              <v:stroke color="#3465a4" joinstyle="round" endcap="flat"/>
+              <v:textbox>
+                <w:txbxContent>
+                  <w:p>
+                    <w:pPr>
+                      <w:pStyle w:val="FrameContentsuser"/>
+                      <w:spacing w:before="19" w:after="0"/>
+                      <w:ind w:hanging="0" w:start="20" w:end="18"/>
+                      <w:jc w:val="start"/>
+                      <w:rPr>
+                        <w:b/>
+                        <w:sz w:val="20"/>
+                      </w:rPr>
+                    </w:pPr>
+                    <w:r>
+                      <w:rPr>
+                        <w:b/>
+                        <w:color w:val="000000"/>
+                        <w:sz w:val="20"/>
+                      </w:rPr>
+                      <w:t>Walchand College of Engineering, Sangli Department</w:t>
+                    </w:r>
+                    <w:r>
+                      <w:rPr>
+                        <w:b/>
+                        <w:color w:val="000000"/>
+                        <w:spacing w:val="-9"/>
+                        <w:sz w:val="20"/>
+                      </w:rPr>
+                      <w:t xml:space="preserve"> </w:t>
+                    </w:r>
+                    <w:r>
+                      <w:rPr>
+                        <w:b/>
+                        <w:color w:val="000000"/>
+                        <w:sz w:val="20"/>
+                      </w:rPr>
+                      <w:t>of</w:t>
+                    </w:r>
+                    <w:r>
+                      <w:rPr>
+                        <w:b/>
+                        <w:color w:val="000000"/>
+                        <w:spacing w:val="-9"/>
+                        <w:sz w:val="20"/>
+                      </w:rPr>
+                      <w:t xml:space="preserve"> </w:t>
+                    </w:r>
+                    <w:r>
+                      <w:rPr>
+                        <w:b/>
+                        <w:color w:val="000000"/>
+                        <w:sz w:val="20"/>
+                      </w:rPr>
+                      <w:t>Computer</w:t>
+                    </w:r>
+                    <w:r>
+                      <w:rPr>
+                        <w:b/>
+                        <w:color w:val="000000"/>
+                        <w:spacing w:val="-10"/>
+                        <w:sz w:val="20"/>
+                      </w:rPr>
+                      <w:t xml:space="preserve"> </w:t>
+                    </w:r>
+                    <w:r>
+                      <w:rPr>
+                        <w:b/>
+                        <w:color w:val="000000"/>
+                        <w:sz w:val="20"/>
+                      </w:rPr>
+                      <w:t>Science</w:t>
+                    </w:r>
+                    <w:r>
+                      <w:rPr>
+                        <w:b/>
+                        <w:color w:val="000000"/>
+                        <w:spacing w:val="-8"/>
+                        <w:sz w:val="20"/>
+                      </w:rPr>
+                      <w:t xml:space="preserve"> </w:t>
+                    </w:r>
+                    <w:r>
+                      <w:rPr>
+                        <w:b/>
+                        <w:color w:val="000000"/>
+                        <w:sz w:val="20"/>
+                      </w:rPr>
+                      <w:t>and</w:t>
+                    </w:r>
+                    <w:r>
+                      <w:rPr>
+                        <w:b/>
+                        <w:color w:val="000000"/>
+                        <w:spacing w:val="-8"/>
+                        <w:sz w:val="20"/>
+                      </w:rPr>
+                      <w:t xml:space="preserve"> </w:t>
+                    </w:r>
+                    <w:r>
+                      <w:rPr>
+                        <w:b/>
+                        <w:color w:val="000000"/>
+                        <w:sz w:val="20"/>
+                      </w:rPr>
+                      <w:t>Engineering</w:t>
+                    </w:r>
+                  </w:p>
+                </w:txbxContent>
+              </v:textbox>
+              <w10:wrap type="none"/>
+            </v:rect>
+          </w:pict>
+        </mc:Fallback>
+      </mc:AlternateContent>
+    </w:r>
+  </w:p>
 </w:hdr>
 </file>
 
@@ -9779,6 +11056,7 @@
     <w:qFormat/>
     <w:pPr>
       <w:widowControl w:val="false"/>
+      <w:suppressAutoHyphens w:val="true"/>
       <w:bidi w:val="0"/>
       <w:spacing w:lineRule="auto" w:line="240" w:before="0" w:after="0"/>
       <w:ind w:start="0" w:end="0"/>
@@ -9799,6 +11077,13 @@
     <w:uiPriority w:val="1"/>
     <w:qFormat/>
     <w:pPr>
+      <w:pBdr>
+        <w:top w:val="single" w:sz="2" w:space="0" w:color="000000"/>
+        <w:left w:val="single" w:sz="2" w:space="0" w:color="000000"/>
+        <w:bottom w:val="single" w:sz="2" w:space="0" w:color="000000"/>
+        <w:right w:val="single" w:sz="2" w:space="0" w:color="000000"/>
+      </w:pBdr>
+      <w:spacing w:lineRule="auto" w:line="259"/>
       <w:ind w:start="360"/>
       <w:outlineLvl w:val="1"/>
     </w:pPr>
@@ -9806,6 +11091,8 @@
       <w:rFonts w:ascii="Cambria" w:hAnsi="Cambria" w:eastAsia="Cambria" w:cs="Cambria"/>
       <w:b/>
       <w:bCs/>
+      <w:color w:val="C45811"/>
+      <w:spacing w:val="-2"/>
       <w:sz w:val="32"/>
       <w:szCs w:val="32"/>
       <w:lang w:val="en-US" w:eastAsia="en-US" w:bidi="ar-SA"/>
@@ -9845,8 +11132,8 @@
       <w:u w:val="single"/>
     </w:rPr>
   </w:style>
-  <w:style w:type="character" w:styleId="Bullets">
-    <w:name w:val="Bullets"/>
+  <w:style w:type="character" w:styleId="Bulletsuser">
+    <w:name w:val="Bullets (user)"/>
     <w:qFormat/>
     <w:rPr>
       <w:rFonts w:ascii="OpenSymbol" w:hAnsi="OpenSymbol" w:eastAsia="OpenSymbol" w:cs="OpenSymbol"/>
@@ -9939,8 +11226,8 @@
       <w:lang w:val="en-US" w:eastAsia="en-US" w:bidi="ar-SA"/>
     </w:rPr>
   </w:style>
-  <w:style w:type="paragraph" w:styleId="FrameContents">
-    <w:name w:val="Frame Contents"/>
+  <w:style w:type="paragraph" w:styleId="FrameContentsuser">
+    <w:name w:val="Frame Contents (user)"/>
     <w:basedOn w:val="Normal"/>
     <w:qFormat/>
     <w:pPr/>
@@ -9962,6 +11249,13 @@
   <w:style w:type="paragraph" w:styleId="Footer">
     <w:name w:val="footer"/>
     <w:basedOn w:val="HeaderandFooter"/>
+    <w:pPr/>
+    <w:rPr/>
+  </w:style>
+  <w:style w:type="paragraph" w:styleId="FrameContents">
+    <w:name w:val="Frame Contents"/>
+    <w:basedOn w:val="Normal"/>
+    <w:qFormat/>
     <w:pPr/>
     <w:rPr/>
   </w:style>
